--- a/enonces/LAM_enonces.docx
+++ b/enonces/LAM_enonces.docx
@@ -4,7 +4,52 @@
   <w:body>
     <w:p>
       <w:pPr>
-        <w:spacing w:after="120" w:before="1200"/>
+        <w:spacing w:after="0"/>
+      </w:pPr>
+      <w:r>
+        <w:drawing>
+          <wp:inline distT="0" distB="0" distL="0" distR="0">
+            <wp:extent cx="1514475" cy="723900"/>
+            <wp:effectExtent t="0" r="0" b="0" l="0"/>
+            <wp:docPr id="1" name="logo" descr="Logo de l'EPHEC" title="EPHEC"/>
+            <wp:cNvGraphicFramePr>
+              <a:graphicFrameLocks xmlns:a="http://schemas.openxmlformats.org/drawingml/2006/main" noChangeAspect="1"/>
+            </wp:cNvGraphicFramePr>
+            <a:graphic xmlns:a="http://schemas.openxmlformats.org/drawingml/2006/main">
+              <a:graphicData uri="http://schemas.openxmlformats.org/drawingml/2006/picture">
+                <pic:pic xmlns:pic="http://schemas.openxmlformats.org/drawingml/2006/picture">
+                  <pic:nvPicPr>
+                    <pic:cNvPr id="0" name="" descr=""/>
+                    <pic:cNvPicPr>
+                      <a:picLocks noChangeAspect="1" noChangeArrowheads="1"/>
+                    </pic:cNvPicPr>
+                  </pic:nvPicPr>
+                  <pic:blipFill>
+                    <a:blip r:embed="rId7" cstate="none"/>
+                    <a:srcRect/>
+                    <a:stretch>
+                      <a:fillRect/>
+                    </a:stretch>
+                  </pic:blipFill>
+                  <pic:spPr bwMode="auto">
+                    <a:xfrm>
+                      <a:off x="0" y="0"/>
+                      <a:ext cx="1514475" cy="723900"/>
+                    </a:xfrm>
+                    <a:prstGeom prst="rect">
+                      <a:avLst/>
+                    </a:prstGeom>
+                  </pic:spPr>
+                </pic:pic>
+              </a:graphicData>
+            </a:graphic>
+          </wp:inline>
+        </w:drawing>
+      </w:r>
+    </w:p>
+    <w:p>
+      <w:pPr>
+        <w:spacing w:after="120" w:before="700"/>
         <w:jc w:val="center"/>
       </w:pPr>
       <w:r>
@@ -64,6 +109,7 @@
     </w:p>
     <w:p>
       <w:pPr>
+        <w:keepNext w:val="false"/>
         <w:spacing w:after="120"/>
         <w:jc w:val="center"/>
       </w:pPr>
@@ -78,6 +124,7 @@
     </w:p>
     <w:p>
       <w:pPr>
+        <w:keepNext w:val="false"/>
         <w:spacing w:after="120"/>
         <w:jc w:val="center"/>
       </w:pPr>
@@ -117,32 +164,736 @@
         <w:t xml:space="preserve">Comment travailler ces exercices</w:t>
       </w:r>
     </w:p>
+    <w:tbl>
+      <w:tblPr>
+        <w:tblW w:type="dxa" w:w="9360"/>
+        <w:tblBorders>
+          <w:top w:val="single" w:color="BFBFBF" w:sz="2"/>
+          <w:left w:val="single" w:color="BFBFBF" w:sz="2"/>
+          <w:bottom w:val="single" w:color="BFBFBF" w:sz="2"/>
+          <w:right w:val="single" w:color="BFBFBF" w:sz="2"/>
+          <w:insideH w:val="none"/>
+          <w:insideV w:val="none"/>
+        </w:tblBorders>
+      </w:tblPr>
+      <w:tblGrid>
+        <w:gridCol w:w="9360"/>
+      </w:tblGrid>
+      <w:tr>
+        <w:trPr>
+          <w:cantSplit/>
+        </w:trPr>
+        <w:tc>
+          <w:tcPr>
+            <w:tcW w:type="dxa" w:w="9360"/>
+            <w:shd w:fill="F2F2F2" w:val="clear"/>
+            <w:tcMar>
+              <w:top w:type="dxa" w:w="140"/>
+              <w:left w:type="dxa" w:w="180"/>
+              <w:bottom w:type="dxa" w:w="140"/>
+              <w:right w:type="dxa" w:w="180"/>
+            </w:tcMar>
+          </w:tcPr>
+          <w:p>
+            <w:pPr>
+              <w:keepNext/>
+              <w:spacing w:after="100" w:before="0"/>
+            </w:pPr>
+            <w:r>
+              <w:rPr>
+                <w:sz w:val="22"/>
+                <w:szCs w:val="22"/>
+              </w:rPr>
+              <w:t xml:space="preserve">Les exercices de ce thème se trouvent tous dans </w:t>
+            </w:r>
+            <w:r>
+              <w:rPr>
+                <w:rFonts w:ascii="Consolas" w:hAnsi="Consolas" w:cs="Consolas"/>
+                <w:color w:val="E97132" w:themeColor="accent2"/>
+                <w:sz w:val="18"/>
+                <w:szCs w:val="18"/>
+              </w:rPr>
+              <w:t xml:space="preserve">be.ephec.java.lam</w:t>
+            </w:r>
+            <w:r>
+              <w:rPr>
+                <w:sz w:val="22"/>
+                <w:szCs w:val="22"/>
+              </w:rPr>
+              <w:t xml:space="preserve">, chacun dans un sous-package.</w:t>
+            </w:r>
+          </w:p>
+          <w:p>
+            <w:pPr>
+              <w:keepNext/>
+              <w:spacing w:after="100" w:before="0"/>
+            </w:pPr>
+            <w:r>
+              <w:rPr>
+                <w:b/>
+                <w:bCs/>
+                <w:sz w:val="22"/>
+                <w:szCs w:val="22"/>
+              </w:rPr>
+              <w:t xml:space="preserve">Chaque exercice est autonome. </w:t>
+            </w:r>
+            <w:r>
+              <w:rPr>
+                <w:sz w:val="22"/>
+                <w:szCs w:val="22"/>
+              </w:rPr>
+              <w:t xml:space="preserve">Son package contient tout ce dont il a besoin et n'importe jamais une classe d'un autre exercice. </w:t>
+            </w:r>
+            <w:r>
+              <w:rPr>
+                <w:sz w:val="22"/>
+                <w:szCs w:val="22"/>
+              </w:rPr>
+              <w:t xml:space="preserve">Quand un exercice reprend une classe d'un exercice précédent, vous partez d'une copie : </w:t>
+            </w:r>
+            <w:r>
+              <w:rPr>
+                <w:sz w:val="22"/>
+                <w:szCs w:val="22"/>
+              </w:rPr>
+              <w:t xml:space="preserve">vous pouvez donc en rater un sans être bloqué pour la suite.</w:t>
+            </w:r>
+          </w:p>
+          <w:p>
+            <w:pPr>
+              <w:keepNext/>
+              <w:spacing w:after="100" w:before="0"/>
+            </w:pPr>
+            <w:r>
+              <w:rPr>
+                <w:b/>
+                <w:bCs/>
+                <w:sz w:val="22"/>
+                <w:szCs w:val="22"/>
+              </w:rPr>
+              <w:t xml:space="preserve">Comment lancer les tests, comment lire un test vert, pourquoi laisser votre code compilable : </w:t>
+            </w:r>
+            <w:r>
+              <w:rPr>
+                <w:sz w:val="22"/>
+                <w:szCs w:val="22"/>
+              </w:rPr>
+              <w:t xml:space="preserve">tout cela est commun à tous les thèmes et se trouve dans un document à part, </w:t>
+            </w:r>
+            <w:r>
+              <w:rPr>
+                <w:rFonts w:ascii="Consolas" w:hAnsi="Consolas" w:cs="Consolas"/>
+                <w:color w:val="E97132" w:themeColor="accent2"/>
+                <w:sz w:val="18"/>
+                <w:szCs w:val="18"/>
+              </w:rPr>
+              <w:t xml:space="preserve">Memento_Exercices.docx</w:t>
+            </w:r>
+            <w:r>
+              <w:rPr>
+                <w:sz w:val="22"/>
+                <w:szCs w:val="22"/>
+              </w:rPr>
+              <w:t xml:space="preserve">. Lisez-le une fois en début d'année.</w:t>
+            </w:r>
+          </w:p>
+          <w:p>
+            <w:pPr>
+              <w:keepNext/>
+              <w:spacing w:after="60" w:before="120"/>
+            </w:pPr>
+            <w:r>
+              <w:rPr>
+                <w:b/>
+                <w:bCs/>
+                <w:sz w:val="22"/>
+                <w:szCs w:val="22"/>
+              </w:rPr>
+              <w:t xml:space="preserve">Comment se lit un exercice</w:t>
+            </w:r>
+          </w:p>
+          <w:p>
+            <w:pPr>
+              <w:keepNext/>
+              <w:spacing w:after="100" w:before="0"/>
+            </w:pPr>
+            <w:r>
+              <w:rPr>
+                <w:sz w:val="22"/>
+                <w:szCs w:val="22"/>
+              </w:rPr>
+              <w:t xml:space="preserve">Chaque exercice suit la même structure. Toutes les sections ne figurent pas dans tous les exercices.</w:t>
+            </w:r>
+          </w:p>
+          <w:tbl>
+            <w:tblPr>
+              <w:tblW w:type="dxa" w:w="8880"/>
+              <w:tblBorders>
+                <w:top w:val="single" w:color="auto" w:sz="4"/>
+                <w:left w:val="single" w:color="auto" w:sz="4"/>
+                <w:bottom w:val="single" w:color="auto" w:sz="4"/>
+                <w:right w:val="single" w:color="auto" w:sz="4"/>
+                <w:insideH w:val="single" w:color="auto" w:sz="4"/>
+                <w:insideV w:val="single" w:color="auto" w:sz="4"/>
+              </w:tblBorders>
+            </w:tblPr>
+            <w:tblGrid>
+              <w:gridCol w:w="2500"/>
+              <w:gridCol w:w="6380"/>
+            </w:tblGrid>
+            <w:tr>
+              <w:trPr>
+                <w:tblHeader/>
+              </w:trPr>
+              <w:tc>
+                <w:tcPr>
+                  <w:tcW w:type="dxa" w:w="2500"/>
+                  <w:shd w:fill="D9D9D9" w:val="clear"/>
+                  <w:tcMar>
+                    <w:top w:type="dxa" w:w="50"/>
+                    <w:left w:type="dxa" w:w="100"/>
+                    <w:bottom w:type="dxa" w:w="50"/>
+                    <w:right w:type="dxa" w:w="100"/>
+                  </w:tcMar>
+                </w:tcPr>
+                <w:p>
+                  <w:pPr>
+                    <w:spacing w:after="0"/>
+                  </w:pPr>
+                  <w:r>
+                    <w:rPr>
+                      <w:b/>
+                      <w:bCs/>
+                      <w:sz w:val="20"/>
+                      <w:szCs w:val="20"/>
+                    </w:rPr>
+                    <w:t xml:space="preserve">Section</w:t>
+                  </w:r>
+                </w:p>
+              </w:tc>
+              <w:tc>
+                <w:tcPr>
+                  <w:tcW w:type="dxa" w:w="6380"/>
+                  <w:shd w:fill="D9D9D9" w:val="clear"/>
+                  <w:tcMar>
+                    <w:top w:type="dxa" w:w="50"/>
+                    <w:left w:type="dxa" w:w="100"/>
+                    <w:bottom w:type="dxa" w:w="50"/>
+                    <w:right w:type="dxa" w:w="100"/>
+                  </w:tcMar>
+                </w:tcPr>
+                <w:p>
+                  <w:pPr>
+                    <w:spacing w:after="0"/>
+                  </w:pPr>
+                  <w:r>
+                    <w:rPr>
+                      <w:b/>
+                      <w:bCs/>
+                      <w:sz w:val="20"/>
+                      <w:szCs w:val="20"/>
+                    </w:rPr>
+                    <w:t xml:space="preserve">Ce qu'elle vous apporte</w:t>
+                  </w:r>
+                </w:p>
+              </w:tc>
+            </w:tr>
+            <w:tr>
+              <w:trPr>
+                <w:cantSplit/>
+              </w:trPr>
+              <w:tc>
+                <w:tcPr>
+                  <w:tcW w:type="dxa" w:w="2500"/>
+                  <w:shd w:fill="FFFFFF" w:val="clear"/>
+                  <w:tcMar>
+                    <w:top w:type="dxa" w:w="50"/>
+                    <w:left w:type="dxa" w:w="100"/>
+                    <w:bottom w:type="dxa" w:w="50"/>
+                    <w:right w:type="dxa" w:w="100"/>
+                  </w:tcMar>
+                </w:tcPr>
+                <w:p>
+                  <w:pPr>
+                    <w:spacing w:after="0"/>
+                  </w:pPr>
+                  <w:r>
+                    <w:rPr>
+                      <w:b/>
+                      <w:bCs/>
+                      <w:sz w:val="20"/>
+                      <w:szCs w:val="20"/>
+                    </w:rPr>
+                    <w:t xml:space="preserve">Objectif</w:t>
+                  </w:r>
+                </w:p>
+              </w:tc>
+              <w:tc>
+                <w:tcPr>
+                  <w:tcW w:type="dxa" w:w="6380"/>
+                  <w:shd w:fill="FFFFFF" w:val="clear"/>
+                  <w:tcMar>
+                    <w:top w:type="dxa" w:w="50"/>
+                    <w:left w:type="dxa" w:w="100"/>
+                    <w:bottom w:type="dxa" w:w="50"/>
+                    <w:right w:type="dxa" w:w="100"/>
+                  </w:tcMar>
+                </w:tcPr>
+                <w:p>
+                  <w:pPr>
+                    <w:spacing w:after="0"/>
+                  </w:pPr>
+                  <w:r>
+                    <w:rPr>
+                      <w:sz w:val="20"/>
+                      <w:szCs w:val="20"/>
+                    </w:rPr>
+                    <w:t xml:space="preserve">Ce que l'exercice vous fait pratiquer, en une ou deux phrases.</w:t>
+                  </w:r>
+                </w:p>
+              </w:tc>
+            </w:tr>
+            <w:tr>
+              <w:trPr>
+                <w:cantSplit/>
+              </w:trPr>
+              <w:tc>
+                <w:tcPr>
+                  <w:tcW w:type="dxa" w:w="2500"/>
+                  <w:shd w:fill="FFFFFF" w:val="clear"/>
+                  <w:tcMar>
+                    <w:top w:type="dxa" w:w="50"/>
+                    <w:left w:type="dxa" w:w="100"/>
+                    <w:bottom w:type="dxa" w:w="50"/>
+                    <w:right w:type="dxa" w:w="100"/>
+                  </w:tcMar>
+                </w:tcPr>
+                <w:p>
+                  <w:pPr>
+                    <w:spacing w:after="0"/>
+                  </w:pPr>
+                  <w:r>
+                    <w:rPr>
+                      <w:b/>
+                      <w:bCs/>
+                      <w:sz w:val="20"/>
+                      <w:szCs w:val="20"/>
+                    </w:rPr>
+                    <w:t xml:space="preserve">Contexte</w:t>
+                  </w:r>
+                </w:p>
+              </w:tc>
+              <w:tc>
+                <w:tcPr>
+                  <w:tcW w:type="dxa" w:w="6380"/>
+                  <w:shd w:fill="FFFFFF" w:val="clear"/>
+                  <w:tcMar>
+                    <w:top w:type="dxa" w:w="50"/>
+                    <w:left w:type="dxa" w:w="100"/>
+                    <w:bottom w:type="dxa" w:w="50"/>
+                    <w:right w:type="dxa" w:w="100"/>
+                  </w:tcMar>
+                </w:tcPr>
+                <w:p>
+                  <w:pPr>
+                    <w:spacing w:after="0"/>
+                  </w:pPr>
+                  <w:r>
+                    <w:rPr>
+                      <w:sz w:val="20"/>
+                      <w:szCs w:val="20"/>
+                    </w:rPr>
+                    <w:t xml:space="preserve">Facultatif. La situation ou le rappel qui éclaire l'énoncé.</w:t>
+                  </w:r>
+                </w:p>
+              </w:tc>
+            </w:tr>
+            <w:tr>
+              <w:trPr>
+                <w:cantSplit/>
+              </w:trPr>
+              <w:tc>
+                <w:tcPr>
+                  <w:tcW w:type="dxa" w:w="2500"/>
+                  <w:shd w:fill="FFFFFF" w:val="clear"/>
+                  <w:tcMar>
+                    <w:top w:type="dxa" w:w="50"/>
+                    <w:left w:type="dxa" w:w="100"/>
+                    <w:bottom w:type="dxa" w:w="50"/>
+                    <w:right w:type="dxa" w:w="100"/>
+                  </w:tcMar>
+                </w:tcPr>
+                <w:p>
+                  <w:pPr>
+                    <w:spacing w:after="0"/>
+                  </w:pPr>
+                  <w:r>
+                    <w:rPr>
+                      <w:b/>
+                      <w:bCs/>
+                      <w:sz w:val="20"/>
+                      <w:szCs w:val="20"/>
+                    </w:rPr>
+                    <w:t xml:space="preserve">Énoncé</w:t>
+                  </w:r>
+                </w:p>
+              </w:tc>
+              <w:tc>
+                <w:tcPr>
+                  <w:tcW w:type="dxa" w:w="6380"/>
+                  <w:shd w:fill="FFFFFF" w:val="clear"/>
+                  <w:tcMar>
+                    <w:top w:type="dxa" w:w="50"/>
+                    <w:left w:type="dxa" w:w="100"/>
+                    <w:bottom w:type="dxa" w:w="50"/>
+                    <w:right w:type="dxa" w:w="100"/>
+                  </w:tcMar>
+                </w:tcPr>
+                <w:p>
+                  <w:pPr>
+                    <w:spacing w:after="0"/>
+                  </w:pPr>
+                  <w:r>
+                    <w:rPr>
+                      <w:sz w:val="20"/>
+                      <w:szCs w:val="20"/>
+                    </w:rPr>
+                    <w:t xml:space="preserve">Ce qu'il faut écrire. Un énoncé long est parfois découpé en deux parties.</w:t>
+                  </w:r>
+                </w:p>
+              </w:tc>
+            </w:tr>
+            <w:tr>
+              <w:trPr>
+                <w:cantSplit/>
+              </w:trPr>
+              <w:tc>
+                <w:tcPr>
+                  <w:tcW w:type="dxa" w:w="2500"/>
+                  <w:shd w:fill="FFFFFF" w:val="clear"/>
+                  <w:tcMar>
+                    <w:top w:type="dxa" w:w="50"/>
+                    <w:left w:type="dxa" w:w="100"/>
+                    <w:bottom w:type="dxa" w:w="50"/>
+                    <w:right w:type="dxa" w:w="100"/>
+                  </w:tcMar>
+                </w:tcPr>
+                <w:p>
+                  <w:pPr>
+                    <w:spacing w:after="0"/>
+                  </w:pPr>
+                  <w:r>
+                    <w:rPr>
+                      <w:b/>
+                      <w:bCs/>
+                      <w:sz w:val="20"/>
+                      <w:szCs w:val="20"/>
+                    </w:rPr>
+                    <w:t xml:space="preserve">Spécifications à respecter</w:t>
+                  </w:r>
+                </w:p>
+              </w:tc>
+              <w:tc>
+                <w:tcPr>
+                  <w:tcW w:type="dxa" w:w="6380"/>
+                  <w:shd w:fill="FFFFFF" w:val="clear"/>
+                  <w:tcMar>
+                    <w:top w:type="dxa" w:w="50"/>
+                    <w:left w:type="dxa" w:w="100"/>
+                    <w:bottom w:type="dxa" w:w="50"/>
+                    <w:right w:type="dxa" w:w="100"/>
+                  </w:tcMar>
+                </w:tcPr>
+                <w:p>
+                  <w:pPr>
+                    <w:spacing w:after="0"/>
+                  </w:pPr>
+                  <w:r>
+                    <w:rPr>
+                      <w:sz w:val="20"/>
+                      <w:szCs w:val="20"/>
+                    </w:rPr>
+                    <w:t xml:space="preserve">Les noms, les signatures et les comportements imposés. Les tests s'appuient dessus : respectez-les à la lettre.</w:t>
+                  </w:r>
+                </w:p>
+              </w:tc>
+            </w:tr>
+            <w:tr>
+              <w:trPr>
+                <w:cantSplit/>
+              </w:trPr>
+              <w:tc>
+                <w:tcPr>
+                  <w:tcW w:type="dxa" w:w="2500"/>
+                  <w:shd w:fill="FFFFFF" w:val="clear"/>
+                  <w:tcMar>
+                    <w:top w:type="dxa" w:w="50"/>
+                    <w:left w:type="dxa" w:w="100"/>
+                    <w:bottom w:type="dxa" w:w="50"/>
+                    <w:right w:type="dxa" w:w="100"/>
+                  </w:tcMar>
+                </w:tcPr>
+                <w:p>
+                  <w:pPr>
+                    <w:spacing w:after="0"/>
+                  </w:pPr>
+                  <w:r>
+                    <w:rPr>
+                      <w:b/>
+                      <w:bCs/>
+                      <w:sz w:val="20"/>
+                      <w:szCs w:val="20"/>
+                    </w:rPr>
+                    <w:t xml:space="preserve">Ce qui vous est fourni</w:t>
+                  </w:r>
+                </w:p>
+              </w:tc>
+              <w:tc>
+                <w:tcPr>
+                  <w:tcW w:type="dxa" w:w="6380"/>
+                  <w:shd w:fill="FFFFFF" w:val="clear"/>
+                  <w:tcMar>
+                    <w:top w:type="dxa" w:w="50"/>
+                    <w:left w:type="dxa" w:w="100"/>
+                    <w:bottom w:type="dxa" w:w="50"/>
+                    <w:right w:type="dxa" w:w="100"/>
+                  </w:tcMar>
+                </w:tcPr>
+                <w:p>
+                  <w:pPr>
+                    <w:spacing w:after="0"/>
+                  </w:pPr>
+                  <w:r>
+                    <w:rPr>
+                      <w:sz w:val="20"/>
+                      <w:szCs w:val="20"/>
+                    </w:rPr>
+                    <w:t xml:space="preserve">Les classes déjà écrites que vous trouverez dans le package de l'exercice.</w:t>
+                  </w:r>
+                </w:p>
+              </w:tc>
+            </w:tr>
+            <w:tr>
+              <w:trPr>
+                <w:cantSplit/>
+              </w:trPr>
+              <w:tc>
+                <w:tcPr>
+                  <w:tcW w:type="dxa" w:w="2500"/>
+                  <w:shd w:fill="FFFFFF" w:val="clear"/>
+                  <w:tcMar>
+                    <w:top w:type="dxa" w:w="50"/>
+                    <w:left w:type="dxa" w:w="100"/>
+                    <w:bottom w:type="dxa" w:w="50"/>
+                    <w:right w:type="dxa" w:w="100"/>
+                  </w:tcMar>
+                </w:tcPr>
+                <w:p>
+                  <w:pPr>
+                    <w:spacing w:after="0"/>
+                  </w:pPr>
+                  <w:r>
+                    <w:rPr>
+                      <w:b/>
+                      <w:bCs/>
+                      <w:sz w:val="20"/>
+                      <w:szCs w:val="20"/>
+                    </w:rPr>
+                    <w:t xml:space="preserve">Exemples attendus</w:t>
+                  </w:r>
+                </w:p>
+              </w:tc>
+              <w:tc>
+                <w:tcPr>
+                  <w:tcW w:type="dxa" w:w="6380"/>
+                  <w:shd w:fill="FFFFFF" w:val="clear"/>
+                  <w:tcMar>
+                    <w:top w:type="dxa" w:w="50"/>
+                    <w:left w:type="dxa" w:w="100"/>
+                    <w:bottom w:type="dxa" w:w="50"/>
+                    <w:right w:type="dxa" w:w="100"/>
+                  </w:tcMar>
+                </w:tcPr>
+                <w:p>
+                  <w:pPr>
+                    <w:spacing w:after="0"/>
+                  </w:pPr>
+                  <w:r>
+                    <w:rPr>
+                      <w:sz w:val="20"/>
+                      <w:szCs w:val="20"/>
+                    </w:rPr>
+                    <w:t xml:space="preserve">Des valeurs d'entrée et les résultats qu'elles doivent produire.</w:t>
+                  </w:r>
+                </w:p>
+              </w:tc>
+            </w:tr>
+            <w:tr>
+              <w:trPr>
+                <w:cantSplit/>
+              </w:trPr>
+              <w:tc>
+                <w:tcPr>
+                  <w:tcW w:type="dxa" w:w="2500"/>
+                  <w:shd w:fill="FFFFFF" w:val="clear"/>
+                  <w:tcMar>
+                    <w:top w:type="dxa" w:w="50"/>
+                    <w:left w:type="dxa" w:w="100"/>
+                    <w:bottom w:type="dxa" w:w="50"/>
+                    <w:right w:type="dxa" w:w="100"/>
+                  </w:tcMar>
+                </w:tcPr>
+                <w:p>
+                  <w:pPr>
+                    <w:spacing w:after="0"/>
+                  </w:pPr>
+                  <w:r>
+                    <w:rPr>
+                      <w:b/>
+                      <w:bCs/>
+                      <w:sz w:val="20"/>
+                      <w:szCs w:val="20"/>
+                    </w:rPr>
+                    <w:t xml:space="preserve">Comment vérifier votre code</w:t>
+                  </w:r>
+                </w:p>
+              </w:tc>
+              <w:tc>
+                <w:tcPr>
+                  <w:tcW w:type="dxa" w:w="6380"/>
+                  <w:shd w:fill="FFFFFF" w:val="clear"/>
+                  <w:tcMar>
+                    <w:top w:type="dxa" w:w="50"/>
+                    <w:left w:type="dxa" w:w="100"/>
+                    <w:bottom w:type="dxa" w:w="50"/>
+                    <w:right w:type="dxa" w:w="100"/>
+                  </w:tcMar>
+                </w:tcPr>
+                <w:p>
+                  <w:pPr>
+                    <w:spacing w:after="0"/>
+                  </w:pPr>
+                  <w:r>
+                    <w:rPr>
+                      <w:sz w:val="20"/>
+                      <w:szCs w:val="20"/>
+                    </w:rPr>
+                    <w:t xml:space="preserve">La classe de test à lancer et ce qu'elle contrôle. Tant qu'elle n'est pas entièrement verte, l'exercice n'est pas terminé.</w:t>
+                  </w:r>
+                </w:p>
+              </w:tc>
+            </w:tr>
+            <w:tr>
+              <w:trPr>
+                <w:cantSplit/>
+              </w:trPr>
+              <w:tc>
+                <w:tcPr>
+                  <w:tcW w:type="dxa" w:w="2500"/>
+                  <w:shd w:fill="FFFFFF" w:val="clear"/>
+                  <w:tcMar>
+                    <w:top w:type="dxa" w:w="50"/>
+                    <w:left w:type="dxa" w:w="100"/>
+                    <w:bottom w:type="dxa" w:w="50"/>
+                    <w:right w:type="dxa" w:w="100"/>
+                  </w:tcMar>
+                </w:tcPr>
+                <w:p>
+                  <w:pPr>
+                    <w:spacing w:after="0"/>
+                  </w:pPr>
+                  <w:r>
+                    <w:rPr>
+                      <w:b/>
+                      <w:bCs/>
+                      <w:sz w:val="20"/>
+                      <w:szCs w:val="20"/>
+                    </w:rPr>
+                    <w:t xml:space="preserve">Questions à se poser</w:t>
+                  </w:r>
+                </w:p>
+              </w:tc>
+              <w:tc>
+                <w:tcPr>
+                  <w:tcW w:type="dxa" w:w="6380"/>
+                  <w:shd w:fill="FFFFFF" w:val="clear"/>
+                  <w:tcMar>
+                    <w:top w:type="dxa" w:w="50"/>
+                    <w:left w:type="dxa" w:w="100"/>
+                    <w:bottom w:type="dxa" w:w="50"/>
+                    <w:right w:type="dxa" w:w="100"/>
+                  </w:tcMar>
+                </w:tcPr>
+                <w:p>
+                  <w:pPr>
+                    <w:spacing w:after="0"/>
+                  </w:pPr>
+                  <w:r>
+                    <w:rPr>
+                      <w:sz w:val="20"/>
+                      <w:szCs w:val="20"/>
+                    </w:rPr>
+                    <w:t xml:space="preserve">Des questions pour prendre du recul une fois l'exercice réussi. Il n'y a rien à rendre : ce sont elles qui fixent ce que vous avez appris.</w:t>
+                  </w:r>
+                </w:p>
+              </w:tc>
+            </w:tr>
+          </w:tbl>
+          <w:p>
+            <w:pPr>
+              <w:keepNext/>
+              <w:spacing w:after="0" w:before="120"/>
+            </w:pPr>
+            <w:r>
+              <w:rPr>
+                <w:sz w:val="22"/>
+                <w:szCs w:val="22"/>
+              </w:rPr>
+              <w:t xml:space="preserve">D'autres titres apparaissent ponctuellement : un piège à connaître, une remarque, un rappel. </w:t>
+            </w:r>
+            <w:r>
+              <w:rPr>
+                <w:sz w:val="22"/>
+                <w:szCs w:val="22"/>
+              </w:rPr>
+              <w:t xml:space="preserve">Ce sont des encarts propres à l'exercice, à lire avant de commencer.</w:t>
+            </w:r>
+          </w:p>
+        </w:tc>
+      </w:tr>
+    </w:tbl>
     <w:p>
       <w:pPr>
         <w:spacing w:after="120"/>
       </w:pPr>
-      <w:r>
-        <w:rPr>
-          <w:sz w:val="22"/>
-          <w:szCs w:val="22"/>
-        </w:rPr>
-        <w:t xml:space="preserve">Les exercices de ce thème vivent sous </w:t>
-      </w:r>
-      <w:r>
-        <w:rPr>
-          <w:rFonts w:ascii="Consolas" w:cs="Consolas" w:eastAsia="Consolas" w:hAnsi="Consolas"/>
-          <w:color w:val="8B2500"/>
-          <w:sz w:val="22"/>
-          <w:szCs w:val="22"/>
-        </w:rPr>
-        <w:t xml:space="preserve">be.ephec.java.lam</w:t>
-      </w:r>
-      <w:r>
-        <w:rPr>
-          <w:sz w:val="22"/>
-          <w:szCs w:val="22"/>
-        </w:rPr>
-        <w:t xml:space="preserve">, un sous-package par exercice.</w:t>
+    </w:p>
+    <w:p>
+      <w:pPr>
+        <w:keepNext/>
+        <w:spacing w:after="120"/>
+      </w:pPr>
+      <w:r>
+        <w:rPr>
+          <w:sz w:val="22"/>
+          <w:szCs w:val="22"/>
+        </w:rPr>
+        <w:t xml:space="preserve">Les exercices du thème. Leurs codes sont </w:t>
+      </w:r>
+      <w:r>
+        <w:rPr>
+          <w:b/>
+          <w:bCs/>
+          <w:sz w:val="22"/>
+          <w:szCs w:val="22"/>
+        </w:rPr>
+        <w:t xml:space="preserve">cliquables</w:t>
+      </w:r>
+      <w:r>
+        <w:rPr>
+          <w:sz w:val="22"/>
+          <w:szCs w:val="22"/>
+        </w:rPr>
+        <w:t xml:space="preserve"> : ils mènent directement à l'exercice.</w:t>
       </w:r>
     </w:p>
     <w:tbl>
@@ -293,7 +1044,8 @@
             </w:pPr>
             <w:r>
               <w:rPr>
-                <w:rFonts w:ascii="Consolas" w:cs="Consolas" w:eastAsia="Consolas" w:hAnsi="Consolas"/>
+                <w:rFonts w:ascii="Consolas" w:hAnsi="Consolas" w:cs="Consolas"/>
+                <w:color w:val="E97132" w:themeColor="accent2"/>
                 <w:sz w:val="18"/>
                 <w:szCs w:val="18"/>
               </w:rPr>
@@ -373,7 +1125,8 @@
             </w:pPr>
             <w:r>
               <w:rPr>
-                <w:rFonts w:ascii="Consolas" w:cs="Consolas" w:eastAsia="Consolas" w:hAnsi="Consolas"/>
+                <w:rFonts w:ascii="Consolas" w:hAnsi="Consolas" w:cs="Consolas"/>
+                <w:color w:val="E97132" w:themeColor="accent2"/>
                 <w:sz w:val="18"/>
                 <w:szCs w:val="18"/>
               </w:rPr>
@@ -453,7 +1206,8 @@
             </w:pPr>
             <w:r>
               <w:rPr>
-                <w:rFonts w:ascii="Consolas" w:cs="Consolas" w:eastAsia="Consolas" w:hAnsi="Consolas"/>
+                <w:rFonts w:ascii="Consolas" w:hAnsi="Consolas" w:cs="Consolas"/>
+                <w:color w:val="E97132" w:themeColor="accent2"/>
                 <w:sz w:val="18"/>
                 <w:szCs w:val="18"/>
               </w:rPr>
@@ -488,92 +1242,6 @@
     </w:tbl>
     <w:p>
       <w:pPr>
-        <w:spacing w:after="120"/>
-      </w:pPr>
-      <w:r>
-        <w:rPr>
-          <w:b/>
-          <w:bCs/>
-          <w:sz w:val="22"/>
-          <w:szCs w:val="22"/>
-        </w:rPr>
-        <w:t xml:space="preserve">Chaque exercice est autonome. </w:t>
-      </w:r>
-      <w:r>
-        <w:rPr>
-          <w:sz w:val="22"/>
-          <w:szCs w:val="22"/>
-        </w:rPr>
-        <w:t xml:space="preserve">Son package contient tout ce dont il a besoin et n'importe jamais une classe d'un autre exercice.</w:t>
-      </w:r>
-    </w:p>
-    <w:p>
-      <w:pPr>
-        <w:spacing w:after="120"/>
-      </w:pPr>
-      <w:r>
-        <w:rPr>
-          <w:b/>
-          <w:bCs/>
-          <w:sz w:val="22"/>
-          <w:szCs w:val="22"/>
-        </w:rPr>
-        <w:t xml:space="preserve">Comment lancer les tests, comment lire un test vert, pourquoi laisser votre code compilable : </w:t>
-      </w:r>
-      <w:r>
-        <w:rPr>
-          <w:sz w:val="22"/>
-          <w:szCs w:val="22"/>
-        </w:rPr>
-        <w:t xml:space="preserve">tout cela est commun aux quinze thèmes, et vit dans un document à part — </w:t>
-      </w:r>
-      <w:r>
-        <w:rPr>
-          <w:rFonts w:ascii="Consolas" w:cs="Consolas" w:eastAsia="Consolas" w:hAnsi="Consolas"/>
-          <w:color w:val="8B2500"/>
-          <w:sz w:val="22"/>
-          <w:szCs w:val="22"/>
-        </w:rPr>
-        <w:t xml:space="preserve">Memento_Exercices.docx</w:t>
-      </w:r>
-      <w:r>
-        <w:rPr>
-          <w:sz w:val="22"/>
-          <w:szCs w:val="22"/>
-        </w:rPr>
-        <w:t xml:space="preserve">. Lisez-le une fois en début d'année.</w:t>
-      </w:r>
-    </w:p>
-    <w:p>
-      <w:pPr>
-        <w:spacing w:after="120"/>
-      </w:pPr>
-      <w:r>
-        <w:rPr>
-          <w:sz w:val="22"/>
-          <w:szCs w:val="22"/>
-        </w:rPr>
-        <w:t xml:space="preserve">Ce fascicule-ci ne parle que de son thème. Les codes du tableau ci-dessus sont </w:t>
-      </w:r>
-      <w:r>
-        <w:rPr>
-          <w:b/>
-          <w:bCs/>
-          <w:sz w:val="22"/>
-          <w:szCs w:val="22"/>
-        </w:rPr>
-        <w:t xml:space="preserve">cliquables</w:t>
-      </w:r>
-      <w:r>
-        <w:rPr>
-          <w:sz w:val="22"/>
-          <w:szCs w:val="22"/>
-        </w:rPr>
-        <w:t xml:space="preserve"> : ils mènent directement à l'exercice.</w:t>
-      </w:r>
-    </w:p>
-    <w:p>
-      <w:pPr>
         <w:pStyle w:val="Heading2"/>
         <w:keepNext/>
         <w:spacing w:after="100" w:before="240"/>
@@ -602,10 +1270,10 @@
       </w:r>
       <w:r>
         <w:rPr>
-          <w:rFonts w:ascii="Consolas" w:cs="Consolas" w:eastAsia="Consolas" w:hAnsi="Consolas"/>
-          <w:color w:val="8B2500"/>
-          <w:sz w:val="22"/>
-          <w:szCs w:val="22"/>
+          <w:rFonts w:ascii="Consolas" w:hAnsi="Consolas" w:cs="Consolas"/>
+          <w:color w:val="E97132" w:themeColor="accent2"/>
+          <w:sz w:val="18"/>
+          <w:szCs w:val="18"/>
         </w:rPr>
         <w:t xml:space="preserve">ITF.1</w:t>
       </w:r>
@@ -618,10 +1286,10 @@
       </w:r>
       <w:r>
         <w:rPr>
-          <w:rFonts w:ascii="Consolas" w:cs="Consolas" w:eastAsia="Consolas" w:hAnsi="Consolas"/>
-          <w:color w:val="8B2500"/>
-          <w:sz w:val="22"/>
-          <w:szCs w:val="22"/>
+          <w:rFonts w:ascii="Consolas" w:hAnsi="Consolas" w:cs="Consolas"/>
+          <w:color w:val="E97132" w:themeColor="accent2"/>
+          <w:sz w:val="18"/>
+          <w:szCs w:val="18"/>
         </w:rPr>
         <w:t xml:space="preserve">Calculateur</w:t>
       </w:r>
@@ -634,10 +1302,10 @@
       </w:r>
       <w:r>
         <w:rPr>
-          <w:rFonts w:ascii="Consolas" w:cs="Consolas" w:eastAsia="Consolas" w:hAnsi="Consolas"/>
-          <w:color w:val="8B2500"/>
-          <w:sz w:val="22"/>
-          <w:szCs w:val="22"/>
+          <w:rFonts w:ascii="Consolas" w:hAnsi="Consolas" w:cs="Consolas"/>
+          <w:color w:val="E97132" w:themeColor="accent2"/>
+          <w:sz w:val="18"/>
+          <w:szCs w:val="18"/>
         </w:rPr>
         <w:t xml:space="preserve">COL.5</w:t>
       </w:r>
@@ -650,10 +1318,10 @@
       </w:r>
       <w:r>
         <w:rPr>
-          <w:rFonts w:ascii="Consolas" w:cs="Consolas" w:eastAsia="Consolas" w:hAnsi="Consolas"/>
-          <w:color w:val="8B2500"/>
-          <w:sz w:val="22"/>
-          <w:szCs w:val="22"/>
+          <w:rFonts w:ascii="Consolas" w:hAnsi="Consolas" w:cs="Consolas"/>
+          <w:color w:val="E97132" w:themeColor="accent2"/>
+          <w:sz w:val="18"/>
+          <w:szCs w:val="18"/>
         </w:rPr>
         <w:t xml:space="preserve">EstPair</w:t>
       </w:r>
@@ -666,10 +1334,10 @@
       </w:r>
       <w:r>
         <w:rPr>
-          <w:rFonts w:ascii="Consolas" w:cs="Consolas" w:eastAsia="Consolas" w:hAnsi="Consolas"/>
-          <w:color w:val="8B2500"/>
-          <w:sz w:val="22"/>
-          <w:szCs w:val="22"/>
+          <w:rFonts w:ascii="Consolas" w:hAnsi="Consolas" w:cs="Consolas"/>
+          <w:color w:val="E97132" w:themeColor="accent2"/>
+          <w:sz w:val="18"/>
+          <w:szCs w:val="18"/>
         </w:rPr>
         <w:t xml:space="preserve">removeIf</w:t>
       </w:r>
@@ -683,6 +1351,7 @@
     </w:p>
     <w:p>
       <w:pPr>
+        <w:keepNext w:val="false"/>
         <w:spacing w:after="120"/>
       </w:pPr>
       <w:r>
@@ -702,9 +1371,10 @@
       </w:pPr>
       <w:r>
         <w:rPr>
-          <w:rFonts w:ascii="Consolas" w:cs="Consolas" w:eastAsia="Consolas" w:hAnsi="Consolas"/>
-          <w:sz w:val="19"/>
-          <w:szCs w:val="19"/>
+          <w:rFonts w:ascii="Consolas" w:hAnsi="Consolas" w:cs="Consolas"/>
+          <w:color w:val="E97132" w:themeColor="accent2"/>
+          <w:sz w:val="18"/>
+          <w:szCs w:val="18"/>
         </w:rPr>
         <w:t xml:space="preserve">new Calculateur() {                       // classe anonyme</w:t>
       </w:r>
@@ -718,9 +1388,10 @@
       </w:pPr>
       <w:r>
         <w:rPr>
-          <w:rFonts w:ascii="Consolas" w:cs="Consolas" w:eastAsia="Consolas" w:hAnsi="Consolas"/>
-          <w:sz w:val="19"/>
-          <w:szCs w:val="19"/>
+          <w:rFonts w:ascii="Consolas" w:hAnsi="Consolas" w:cs="Consolas"/>
+          <w:color w:val="E97132" w:themeColor="accent2"/>
+          <w:sz w:val="18"/>
+          <w:szCs w:val="18"/>
         </w:rPr>
         <w:t xml:space="preserve">    public int calcul(int n) { return n * n; }</w:t>
       </w:r>
@@ -734,9 +1405,10 @@
       </w:pPr>
       <w:r>
         <w:rPr>
-          <w:rFonts w:ascii="Consolas" w:cs="Consolas" w:eastAsia="Consolas" w:hAnsi="Consolas"/>
-          <w:sz w:val="19"/>
-          <w:szCs w:val="19"/>
+          <w:rFonts w:ascii="Consolas" w:hAnsi="Consolas" w:cs="Consolas"/>
+          <w:color w:val="E97132" w:themeColor="accent2"/>
+          <w:sz w:val="18"/>
+          <w:szCs w:val="18"/>
         </w:rPr>
         <w:t xml:space="preserve">}</w:t>
       </w:r>
@@ -750,9 +1422,10 @@
       </w:pPr>
       <w:r>
         <w:rPr>
-          <w:rFonts w:ascii="Consolas" w:cs="Consolas" w:eastAsia="Consolas" w:hAnsi="Consolas"/>
-          <w:sz w:val="19"/>
-          <w:szCs w:val="19"/>
+          <w:rFonts w:ascii="Consolas" w:hAnsi="Consolas" w:cs="Consolas"/>
+          <w:color w:val="E97132" w:themeColor="accent2"/>
+          <w:sz w:val="18"/>
+          <w:szCs w:val="18"/>
         </w:rPr>
         <w:t xml:space="preserve"> </w:t>
       </w:r>
@@ -766,9 +1439,10 @@
       </w:pPr>
       <w:r>
         <w:rPr>
-          <w:rFonts w:ascii="Consolas" w:cs="Consolas" w:eastAsia="Consolas" w:hAnsi="Consolas"/>
-          <w:sz w:val="19"/>
-          <w:szCs w:val="19"/>
+          <w:rFonts w:ascii="Consolas" w:hAnsi="Consolas" w:cs="Consolas"/>
+          <w:color w:val="E97132" w:themeColor="accent2"/>
+          <w:sz w:val="18"/>
+          <w:szCs w:val="18"/>
         </w:rPr>
         <w:t xml:space="preserve">(int n) -&gt; { return n * n; }              // lambda complete</w:t>
       </w:r>
@@ -782,9 +1456,10 @@
       </w:pPr>
       <w:r>
         <w:rPr>
-          <w:rFonts w:ascii="Consolas" w:cs="Consolas" w:eastAsia="Consolas" w:hAnsi="Consolas"/>
-          <w:sz w:val="19"/>
-          <w:szCs w:val="19"/>
+          <w:rFonts w:ascii="Consolas" w:hAnsi="Consolas" w:cs="Consolas"/>
+          <w:color w:val="E97132" w:themeColor="accent2"/>
+          <w:sz w:val="18"/>
+          <w:szCs w:val="18"/>
         </w:rPr>
         <w:t xml:space="preserve"> </w:t>
       </w:r>
@@ -798,15 +1473,17 @@
       </w:pPr>
       <w:r>
         <w:rPr>
-          <w:rFonts w:ascii="Consolas" w:cs="Consolas" w:eastAsia="Consolas" w:hAnsi="Consolas"/>
-          <w:sz w:val="19"/>
-          <w:szCs w:val="19"/>
+          <w:rFonts w:ascii="Consolas" w:hAnsi="Consolas" w:cs="Consolas"/>
+          <w:color w:val="E97132" w:themeColor="accent2"/>
+          <w:sz w:val="18"/>
+          <w:szCs w:val="18"/>
         </w:rPr>
         <w:t xml:space="preserve">n -&gt; n * n                                // lambda abregee</w:t>
       </w:r>
     </w:p>
     <w:p>
       <w:pPr>
+        <w:keepNext w:val="false"/>
         <w:spacing w:after="120"/>
       </w:pPr>
       <w:r>
@@ -814,7 +1491,23 @@
           <w:sz w:val="22"/>
           <w:szCs w:val="22"/>
         </w:rPr>
-        <w:t xml:space="preserve">Les trois produisent exactement le même objet. On peut omettre le type du paramètre, les parenthèses s'il est unique, les accolades et le return si le corps tient en une expression.</w:t>
+        <w:t xml:space="preserve">Les trois produisent exactement le même objet. On peut omettre le type du paramètre, les parenthèses s'il est unique, les accolades et le </w:t>
+      </w:r>
+      <w:r>
+        <w:rPr>
+          <w:rFonts w:ascii="Consolas" w:hAnsi="Consolas" w:cs="Consolas"/>
+          <w:color w:val="E97132" w:themeColor="accent2"/>
+          <w:sz w:val="18"/>
+          <w:szCs w:val="18"/>
+        </w:rPr>
+        <w:t xml:space="preserve">return</w:t>
+      </w:r>
+      <w:r>
+        <w:rPr>
+          <w:sz w:val="22"/>
+          <w:szCs w:val="22"/>
+        </w:rPr>
+        <w:t xml:space="preserve"> si le corps tient en une expression.</w:t>
       </w:r>
     </w:p>
     <w:p>
@@ -875,10 +1568,10 @@
       </w:r>
       <w:r>
         <w:rPr>
-          <w:rFonts w:ascii="Consolas" w:cs="Consolas" w:eastAsia="Consolas" w:hAnsi="Consolas"/>
-          <w:color w:val="8B2500"/>
-          <w:sz w:val="22"/>
-          <w:szCs w:val="22"/>
+          <w:rFonts w:ascii="Consolas" w:hAnsi="Consolas" w:cs="Consolas"/>
+          <w:color w:val="E97132" w:themeColor="accent2"/>
+          <w:sz w:val="18"/>
+          <w:szCs w:val="18"/>
         </w:rPr>
         <w:t xml:space="preserve">@FunctionalInterface</w:t>
       </w:r>
@@ -916,6 +1609,7 @@
     </w:p>
     <w:p>
       <w:pPr>
+        <w:keepNext/>
         <w:spacing w:after="120"/>
       </w:pPr>
       <w:r>
@@ -926,7 +1620,18 @@
           <w:sz w:val="22"/>
           <w:szCs w:val="22"/>
         </w:rPr>
-        <w:t xml:space="preserve">Package : be.ephec.java.lam.e01</w:t>
+        <w:t xml:space="preserve">Package : </w:t>
+      </w:r>
+      <w:r>
+        <w:rPr>
+          <w:rFonts w:ascii="Consolas" w:hAnsi="Consolas" w:cs="Consolas"/>
+          <w:i/>
+          <w:iCs/>
+          <w:color w:val="E97132" w:themeColor="accent2"/>
+          <w:sz w:val="18"/>
+          <w:szCs w:val="18"/>
+        </w:rPr>
+        <w:t xml:space="preserve">be.ephec.java.lam.e01</w:t>
       </w:r>
     </w:p>
     <w:p>
@@ -948,6 +1653,7 @@
     </w:p>
     <w:p>
       <w:pPr>
+        <w:keepNext w:val="false"/>
         <w:spacing w:after="120"/>
       </w:pPr>
       <w:r>
@@ -988,10 +1694,10 @@
       </w:r>
       <w:r>
         <w:rPr>
-          <w:rFonts w:ascii="Consolas" w:cs="Consolas" w:eastAsia="Consolas" w:hAnsi="Consolas"/>
-          <w:color w:val="8B2500"/>
-          <w:sz w:val="22"/>
-          <w:szCs w:val="22"/>
+          <w:rFonts w:ascii="Consolas" w:hAnsi="Consolas" w:cs="Consolas"/>
+          <w:color w:val="E97132" w:themeColor="accent2"/>
+          <w:sz w:val="18"/>
+          <w:szCs w:val="18"/>
         </w:rPr>
         <w:t xml:space="preserve">Calculateur</w:t>
       </w:r>
@@ -1004,10 +1710,10 @@
       </w:r>
       <w:r>
         <w:rPr>
-          <w:rFonts w:ascii="Consolas" w:cs="Consolas" w:eastAsia="Consolas" w:hAnsi="Consolas"/>
-          <w:color w:val="8B2500"/>
-          <w:sz w:val="22"/>
-          <w:szCs w:val="22"/>
+          <w:rFonts w:ascii="Consolas" w:hAnsi="Consolas" w:cs="Consolas"/>
+          <w:color w:val="E97132" w:themeColor="accent2"/>
+          <w:sz w:val="18"/>
+          <w:szCs w:val="18"/>
         </w:rPr>
         <w:t xml:space="preserve">int calcul(int n)</w:t>
       </w:r>
@@ -1020,10 +1726,10 @@
       </w:r>
       <w:r>
         <w:rPr>
-          <w:rFonts w:ascii="Consolas" w:cs="Consolas" w:eastAsia="Consolas" w:hAnsi="Consolas"/>
-          <w:color w:val="8B2500"/>
-          <w:sz w:val="22"/>
-          <w:szCs w:val="22"/>
+          <w:rFonts w:ascii="Consolas" w:hAnsi="Consolas" w:cs="Consolas"/>
+          <w:color w:val="E97132" w:themeColor="accent2"/>
+          <w:sz w:val="18"/>
+          <w:szCs w:val="18"/>
         </w:rPr>
         <w:t xml:space="preserve">Calculs</w:t>
       </w:r>
@@ -1155,7 +1861,8 @@
             </w:pPr>
             <w:r>
               <w:rPr>
-                <w:rFonts w:ascii="Consolas" w:cs="Consolas" w:eastAsia="Consolas" w:hAnsi="Consolas"/>
+                <w:rFonts w:ascii="Consolas" w:hAnsi="Consolas" w:cs="Consolas"/>
+                <w:color w:val="E97132" w:themeColor="accent2"/>
                 <w:sz w:val="18"/>
                 <w:szCs w:val="18"/>
               </w:rPr>
@@ -1179,7 +1886,8 @@
             </w:pPr>
             <w:r>
               <w:rPr>
-                <w:rFonts w:ascii="Consolas" w:cs="Consolas" w:eastAsia="Consolas" w:hAnsi="Consolas"/>
+                <w:rFonts w:ascii="Consolas" w:hAnsi="Consolas" w:cs="Consolas"/>
+                <w:color w:val="E97132" w:themeColor="accent2"/>
                 <w:sz w:val="18"/>
                 <w:szCs w:val="18"/>
               </w:rPr>
@@ -1231,7 +1939,8 @@
             </w:pPr>
             <w:r>
               <w:rPr>
-                <w:rFonts w:ascii="Consolas" w:cs="Consolas" w:eastAsia="Consolas" w:hAnsi="Consolas"/>
+                <w:rFonts w:ascii="Consolas" w:hAnsi="Consolas" w:cs="Consolas"/>
+                <w:color w:val="E97132" w:themeColor="accent2"/>
                 <w:sz w:val="18"/>
                 <w:szCs w:val="18"/>
               </w:rPr>
@@ -1255,7 +1964,8 @@
             </w:pPr>
             <w:r>
               <w:rPr>
-                <w:rFonts w:ascii="Consolas" w:cs="Consolas" w:eastAsia="Consolas" w:hAnsi="Consolas"/>
+                <w:rFonts w:ascii="Consolas" w:hAnsi="Consolas" w:cs="Consolas"/>
+                <w:color w:val="E97132" w:themeColor="accent2"/>
                 <w:sz w:val="18"/>
                 <w:szCs w:val="18"/>
               </w:rPr>
@@ -1307,7 +2017,8 @@
             </w:pPr>
             <w:r>
               <w:rPr>
-                <w:rFonts w:ascii="Consolas" w:cs="Consolas" w:eastAsia="Consolas" w:hAnsi="Consolas"/>
+                <w:rFonts w:ascii="Consolas" w:hAnsi="Consolas" w:cs="Consolas"/>
+                <w:color w:val="E97132" w:themeColor="accent2"/>
                 <w:sz w:val="18"/>
                 <w:szCs w:val="18"/>
               </w:rPr>
@@ -1331,7 +2042,8 @@
             </w:pPr>
             <w:r>
               <w:rPr>
-                <w:rFonts w:ascii="Consolas" w:cs="Consolas" w:eastAsia="Consolas" w:hAnsi="Consolas"/>
+                <w:rFonts w:ascii="Consolas" w:hAnsi="Consolas" w:cs="Consolas"/>
+                <w:color w:val="E97132" w:themeColor="accent2"/>
                 <w:sz w:val="18"/>
                 <w:szCs w:val="18"/>
               </w:rPr>
@@ -1373,9 +2085,10 @@
       </w:pPr>
       <w:r>
         <w:rPr>
-          <w:rFonts w:ascii="Consolas" w:cs="Consolas" w:eastAsia="Consolas" w:hAnsi="Consolas"/>
-          <w:sz w:val="19"/>
-          <w:szCs w:val="19"/>
+          <w:rFonts w:ascii="Consolas" w:hAnsi="Consolas" w:cs="Consolas"/>
+          <w:color w:val="E97132" w:themeColor="accent2"/>
+          <w:sz w:val="18"/>
+          <w:szCs w:val="18"/>
         </w:rPr>
         <w:t xml:space="preserve">tousLesCalculs(3)    -&gt;  "9 6 -3 3"</w:t>
       </w:r>
@@ -1389,9 +2102,10 @@
       </w:pPr>
       <w:r>
         <w:rPr>
-          <w:rFonts w:ascii="Consolas" w:cs="Consolas" w:eastAsia="Consolas" w:hAnsi="Consolas"/>
-          <w:sz w:val="19"/>
-          <w:szCs w:val="19"/>
+          <w:rFonts w:ascii="Consolas" w:hAnsi="Consolas" w:cs="Consolas"/>
+          <w:color w:val="E97132" w:themeColor="accent2"/>
+          <w:sz w:val="18"/>
+          <w:szCs w:val="18"/>
         </w:rPr>
         <w:t xml:space="preserve">tousLesCalculs(-2)   -&gt;  "4 -4 2 -2"</w:t>
       </w:r>
@@ -1435,10 +2149,10 @@
       </w:r>
       <w:r>
         <w:rPr>
-          <w:rFonts w:ascii="Consolas" w:cs="Consolas" w:eastAsia="Consolas" w:hAnsi="Consolas"/>
-          <w:color w:val="8B2500"/>
-          <w:sz w:val="22"/>
-          <w:szCs w:val="22"/>
+          <w:rFonts w:ascii="Consolas" w:hAnsi="Consolas" w:cs="Consolas"/>
+          <w:color w:val="E97132" w:themeColor="accent2"/>
+          <w:sz w:val="18"/>
+          <w:szCs w:val="18"/>
         </w:rPr>
         <w:t xml:space="preserve">ITF.1</w:t>
       </w:r>
@@ -1464,7 +2178,7 @@
           <w:sz w:val="24"/>
           <w:szCs w:val="24"/>
         </w:rPr>
-        <w:t xml:space="preserve">Vérification</w:t>
+        <w:t xml:space="preserve">Comment vérifier votre code</w:t>
       </w:r>
     </w:p>
     <w:tbl>
@@ -1503,10 +2217,10 @@
             </w:pPr>
             <w:r>
               <w:rPr>
-                <w:rFonts w:ascii="Consolas" w:cs="Consolas" w:eastAsia="Consolas" w:hAnsi="Consolas"/>
-                <w:color w:val="8B2500"/>
-                <w:sz w:val="22"/>
-                <w:szCs w:val="22"/>
+                <w:rFonts w:ascii="Consolas" w:hAnsi="Consolas" w:cs="Consolas"/>
+                <w:color w:val="E97132" w:themeColor="accent2"/>
+                <w:sz w:val="18"/>
+                <w:szCs w:val="18"/>
               </w:rPr>
               <w:t xml:space="preserve">be.ephec.java.lam.e01.CalculsTest</w:t>
             </w:r>
@@ -1561,10 +2275,10 @@
       </w:r>
       <w:r>
         <w:rPr>
-          <w:rFonts w:ascii="Consolas" w:cs="Consolas" w:eastAsia="Consolas" w:hAnsi="Consolas"/>
-          <w:color w:val="8B2500"/>
-          <w:sz w:val="22"/>
-          <w:szCs w:val="22"/>
+          <w:rFonts w:ascii="Consolas" w:hAnsi="Consolas" w:cs="Consolas"/>
+          <w:color w:val="E97132" w:themeColor="accent2"/>
+          <w:sz w:val="18"/>
+          <w:szCs w:val="18"/>
         </w:rPr>
         <w:t xml:space="preserve">n -&gt; n * n</w:t>
       </w:r>
@@ -1594,10 +2308,10 @@
       </w:r>
       <w:r>
         <w:rPr>
-          <w:rFonts w:ascii="Consolas" w:cs="Consolas" w:eastAsia="Consolas" w:hAnsi="Consolas"/>
-          <w:color w:val="8B2500"/>
-          <w:sz w:val="22"/>
-          <w:szCs w:val="22"/>
+          <w:rFonts w:ascii="Consolas" w:hAnsi="Consolas" w:cs="Consolas"/>
+          <w:color w:val="E97132" w:themeColor="accent2"/>
+          <w:sz w:val="18"/>
+          <w:szCs w:val="18"/>
         </w:rPr>
         <w:t xml:space="preserve">Calculateur</w:t>
       </w:r>
@@ -1627,10 +2341,10 @@
       </w:r>
       <w:r>
         <w:rPr>
-          <w:rFonts w:ascii="Consolas" w:cs="Consolas" w:eastAsia="Consolas" w:hAnsi="Consolas"/>
-          <w:color w:val="8B2500"/>
-          <w:sz w:val="22"/>
-          <w:szCs w:val="22"/>
+          <w:rFonts w:ascii="Consolas" w:hAnsi="Consolas" w:cs="Consolas"/>
+          <w:color w:val="E97132" w:themeColor="accent2"/>
+          <w:sz w:val="18"/>
+          <w:szCs w:val="18"/>
         </w:rPr>
         <w:t xml:space="preserve">CC-MET.1</w:t>
       </w:r>
@@ -1668,6 +2382,7 @@
     </w:p>
     <w:p>
       <w:pPr>
+        <w:keepNext/>
         <w:spacing w:after="120"/>
       </w:pPr>
       <w:r>
@@ -1678,7 +2393,18 @@
           <w:sz w:val="22"/>
           <w:szCs w:val="22"/>
         </w:rPr>
-        <w:t xml:space="preserve">Package : be.ephec.java.lam.e02</w:t>
+        <w:t xml:space="preserve">Package : </w:t>
+      </w:r>
+      <w:r>
+        <w:rPr>
+          <w:rFonts w:ascii="Consolas" w:hAnsi="Consolas" w:cs="Consolas"/>
+          <w:i/>
+          <w:iCs/>
+          <w:color w:val="E97132" w:themeColor="accent2"/>
+          <w:sz w:val="18"/>
+          <w:szCs w:val="18"/>
+        </w:rPr>
+        <w:t xml:space="preserve">be.ephec.java.lam.e02</w:t>
       </w:r>
     </w:p>
     <w:p>
@@ -1700,6 +2426,7 @@
     </w:p>
     <w:p>
       <w:pPr>
+        <w:keepNext w:val="false"/>
         <w:spacing w:after="120"/>
       </w:pPr>
       <w:r>
@@ -1740,10 +2467,10 @@
       </w:r>
       <w:r>
         <w:rPr>
-          <w:rFonts w:ascii="Consolas" w:cs="Consolas" w:eastAsia="Consolas" w:hAnsi="Consolas"/>
-          <w:color w:val="8B2500"/>
-          <w:sz w:val="22"/>
-          <w:szCs w:val="22"/>
+          <w:rFonts w:ascii="Consolas" w:hAnsi="Consolas" w:cs="Consolas"/>
+          <w:color w:val="E97132" w:themeColor="accent2"/>
+          <w:sz w:val="18"/>
+          <w:szCs w:val="18"/>
         </w:rPr>
         <w:t xml:space="preserve">Filtrage</w:t>
       </w:r>
@@ -1756,10 +2483,10 @@
       </w:r>
       <w:r>
         <w:rPr>
-          <w:rFonts w:ascii="Consolas" w:cs="Consolas" w:eastAsia="Consolas" w:hAnsi="Consolas"/>
-          <w:color w:val="8B2500"/>
-          <w:sz w:val="22"/>
-          <w:szCs w:val="22"/>
+          <w:rFonts w:ascii="Consolas" w:hAnsi="Consolas" w:cs="Consolas"/>
+          <w:color w:val="E97132" w:themeColor="accent2"/>
+          <w:sz w:val="18"/>
+          <w:szCs w:val="18"/>
         </w:rPr>
         <w:t xml:space="preserve">boolean test(int valeur)</w:t>
       </w:r>
@@ -1772,10 +2499,10 @@
       </w:r>
       <w:r>
         <w:rPr>
-          <w:rFonts w:ascii="Consolas" w:cs="Consolas" w:eastAsia="Consolas" w:hAnsi="Consolas"/>
-          <w:color w:val="8B2500"/>
-          <w:sz w:val="22"/>
-          <w:szCs w:val="22"/>
+          <w:rFonts w:ascii="Consolas" w:hAnsi="Consolas" w:cs="Consolas"/>
+          <w:color w:val="E97132" w:themeColor="accent2"/>
+          <w:sz w:val="18"/>
+          <w:szCs w:val="18"/>
         </w:rPr>
         <w:t xml:space="preserve">Affichage.selectionner(int[], Filtrage)</w:t>
       </w:r>
@@ -1796,9 +2523,10 @@
       </w:pPr>
       <w:r>
         <w:rPr>
-          <w:rFonts w:ascii="Consolas" w:cs="Consolas" w:eastAsia="Consolas" w:hAnsi="Consolas"/>
-          <w:sz w:val="19"/>
-          <w:szCs w:val="19"/>
+          <w:rFonts w:ascii="Consolas" w:hAnsi="Consolas" w:cs="Consolas"/>
+          <w:color w:val="E97132" w:themeColor="accent2"/>
+          <w:sz w:val="18"/>
+          <w:szCs w:val="18"/>
         </w:rPr>
         <w:t xml:space="preserve">int[] tableau = {1, 4, -9, 5, -7, -3, 2};</w:t>
       </w:r>
@@ -1812,9 +2540,10 @@
       </w:pPr>
       <w:r>
         <w:rPr>
-          <w:rFonts w:ascii="Consolas" w:cs="Consolas" w:eastAsia="Consolas" w:hAnsi="Consolas"/>
-          <w:sz w:val="19"/>
-          <w:szCs w:val="19"/>
+          <w:rFonts w:ascii="Consolas" w:hAnsi="Consolas" w:cs="Consolas"/>
+          <w:color w:val="E97132" w:themeColor="accent2"/>
+          <w:sz w:val="18"/>
+          <w:szCs w:val="18"/>
         </w:rPr>
         <w:t xml:space="preserve"> </w:t>
       </w:r>
@@ -1828,9 +2557,10 @@
       </w:pPr>
       <w:r>
         <w:rPr>
-          <w:rFonts w:ascii="Consolas" w:cs="Consolas" w:eastAsia="Consolas" w:hAnsi="Consolas"/>
-          <w:sz w:val="19"/>
-          <w:szCs w:val="19"/>
+          <w:rFonts w:ascii="Consolas" w:hAnsi="Consolas" w:cs="Consolas"/>
+          <w:color w:val="E97132" w:themeColor="accent2"/>
+          <w:sz w:val="18"/>
+          <w:szCs w:val="18"/>
         </w:rPr>
         <w:t xml:space="preserve">selectionner(tableau, e -&gt; e &gt; 0)    -&gt;  "1 4 5 2"</w:t>
       </w:r>
@@ -1844,9 +2574,10 @@
       </w:pPr>
       <w:r>
         <w:rPr>
-          <w:rFonts w:ascii="Consolas" w:cs="Consolas" w:eastAsia="Consolas" w:hAnsi="Consolas"/>
-          <w:sz w:val="19"/>
-          <w:szCs w:val="19"/>
+          <w:rFonts w:ascii="Consolas" w:hAnsi="Consolas" w:cs="Consolas"/>
+          <w:color w:val="E97132" w:themeColor="accent2"/>
+          <w:sz w:val="18"/>
+          <w:szCs w:val="18"/>
         </w:rPr>
         <w:t xml:space="preserve">selectionner(tableau, e -&gt; e &lt; 0)    -&gt;  "-9 -7 -3"</w:t>
       </w:r>
@@ -1860,9 +2591,10 @@
       </w:pPr>
       <w:r>
         <w:rPr>
-          <w:rFonts w:ascii="Consolas" w:cs="Consolas" w:eastAsia="Consolas" w:hAnsi="Consolas"/>
-          <w:sz w:val="19"/>
-          <w:szCs w:val="19"/>
+          <w:rFonts w:ascii="Consolas" w:hAnsi="Consolas" w:cs="Consolas"/>
+          <w:color w:val="E97132" w:themeColor="accent2"/>
+          <w:sz w:val="18"/>
+          <w:szCs w:val="18"/>
         </w:rPr>
         <w:t xml:space="preserve">selectionner(tableau, e -&gt; e &gt; 1000) -&gt;  ""</w:t>
       </w:r>
@@ -1880,10 +2612,10 @@
       </w:r>
       <w:r>
         <w:rPr>
-          <w:rFonts w:ascii="Consolas" w:cs="Consolas" w:eastAsia="Consolas" w:hAnsi="Consolas"/>
-          <w:color w:val="8B2500"/>
-          <w:sz w:val="22"/>
-          <w:szCs w:val="22"/>
+          <w:rFonts w:ascii="Consolas" w:hAnsi="Consolas" w:cs="Consolas"/>
+          <w:color w:val="E97132" w:themeColor="accent2"/>
+          <w:sz w:val="18"/>
+          <w:szCs w:val="18"/>
         </w:rPr>
         <w:t xml:space="preserve">Programme</w:t>
       </w:r>
@@ -1925,10 +2657,10 @@
       </w:r>
       <w:r>
         <w:rPr>
-          <w:rFonts w:ascii="Consolas" w:cs="Consolas" w:eastAsia="Consolas" w:hAnsi="Consolas"/>
-          <w:color w:val="8B2500"/>
-          <w:sz w:val="22"/>
-          <w:szCs w:val="22"/>
+          <w:rFonts w:ascii="Consolas" w:hAnsi="Consolas" w:cs="Consolas"/>
+          <w:color w:val="E97132" w:themeColor="accent2"/>
+          <w:sz w:val="18"/>
+          <w:szCs w:val="18"/>
         </w:rPr>
         <w:t xml:space="preserve">Filtrage</w:t>
       </w:r>
@@ -1941,10 +2673,10 @@
       </w:r>
       <w:r>
         <w:rPr>
-          <w:rFonts w:ascii="Consolas" w:cs="Consolas" w:eastAsia="Consolas" w:hAnsi="Consolas"/>
-          <w:color w:val="8B2500"/>
-          <w:sz w:val="22"/>
-          <w:szCs w:val="22"/>
+          <w:rFonts w:ascii="Consolas" w:hAnsi="Consolas" w:cs="Consolas"/>
+          <w:color w:val="E97132" w:themeColor="accent2"/>
+          <w:sz w:val="18"/>
+          <w:szCs w:val="18"/>
         </w:rPr>
         <w:t xml:space="preserve">java.util.function</w:t>
       </w:r>
@@ -1957,10 +2689,10 @@
       </w:r>
       <w:r>
         <w:rPr>
-          <w:rFonts w:ascii="Consolas" w:cs="Consolas" w:eastAsia="Consolas" w:hAnsi="Consolas"/>
-          <w:color w:val="8B2500"/>
-          <w:sz w:val="22"/>
-          <w:szCs w:val="22"/>
+          <w:rFonts w:ascii="Consolas" w:hAnsi="Consolas" w:cs="Consolas"/>
+          <w:color w:val="E97132" w:themeColor="accent2"/>
+          <w:sz w:val="18"/>
+          <w:szCs w:val="18"/>
         </w:rPr>
         <w:t xml:space="preserve">LAM.3</w:t>
       </w:r>
@@ -1986,7 +2718,7 @@
           <w:sz w:val="24"/>
           <w:szCs w:val="24"/>
         </w:rPr>
-        <w:t xml:space="preserve">Vérification</w:t>
+        <w:t xml:space="preserve">Comment vérifier votre code</w:t>
       </w:r>
     </w:p>
     <w:tbl>
@@ -2025,10 +2757,10 @@
             </w:pPr>
             <w:r>
               <w:rPr>
-                <w:rFonts w:ascii="Consolas" w:cs="Consolas" w:eastAsia="Consolas" w:hAnsi="Consolas"/>
-                <w:color w:val="8B2500"/>
-                <w:sz w:val="22"/>
-                <w:szCs w:val="22"/>
+                <w:rFonts w:ascii="Consolas" w:hAnsi="Consolas" w:cs="Consolas"/>
+                <w:color w:val="E97132" w:themeColor="accent2"/>
+                <w:sz w:val="18"/>
+                <w:szCs w:val="18"/>
               </w:rPr>
               <w:t xml:space="preserve">be.ephec.java.lam.e02.AffichageTest</w:t>
             </w:r>
@@ -2095,10 +2827,10 @@
       </w:r>
       <w:r>
         <w:rPr>
-          <w:rFonts w:ascii="Consolas" w:cs="Consolas" w:eastAsia="Consolas" w:hAnsi="Consolas"/>
-          <w:color w:val="8B2500"/>
-          <w:sz w:val="22"/>
-          <w:szCs w:val="22"/>
+          <w:rFonts w:ascii="Consolas" w:hAnsi="Consolas" w:cs="Consolas"/>
+          <w:color w:val="E97132" w:themeColor="accent2"/>
+          <w:sz w:val="18"/>
+          <w:szCs w:val="18"/>
         </w:rPr>
         <w:t xml:space="preserve">TAB.1</w:t>
       </w:r>
@@ -2145,10 +2877,10 @@
       </w:r>
       <w:r>
         <w:rPr>
-          <w:rFonts w:ascii="Consolas" w:cs="Consolas" w:eastAsia="Consolas" w:hAnsi="Consolas"/>
-          <w:color w:val="8B2500"/>
-          <w:sz w:val="22"/>
-          <w:szCs w:val="22"/>
+          <w:rFonts w:ascii="Consolas" w:hAnsi="Consolas" w:cs="Consolas"/>
+          <w:color w:val="E97132" w:themeColor="accent2"/>
+          <w:sz w:val="18"/>
+          <w:szCs w:val="18"/>
         </w:rPr>
         <w:t xml:space="preserve">CC-MET.7</w:t>
       </w:r>
@@ -2186,6 +2918,7 @@
     </w:p>
     <w:p>
       <w:pPr>
+        <w:keepNext/>
         <w:spacing w:after="120"/>
       </w:pPr>
       <w:r>
@@ -2196,7 +2929,18 @@
           <w:sz w:val="22"/>
           <w:szCs w:val="22"/>
         </w:rPr>
-        <w:t xml:space="preserve">Package : be.ephec.java.lam.e03</w:t>
+        <w:t xml:space="preserve">Package : </w:t>
+      </w:r>
+      <w:r>
+        <w:rPr>
+          <w:rFonts w:ascii="Consolas" w:hAnsi="Consolas" w:cs="Consolas"/>
+          <w:i/>
+          <w:iCs/>
+          <w:color w:val="E97132" w:themeColor="accent2"/>
+          <w:sz w:val="18"/>
+          <w:szCs w:val="18"/>
+        </w:rPr>
+        <w:t xml:space="preserve">be.ephec.java.lam.e03</w:t>
       </w:r>
     </w:p>
     <w:p>
@@ -2218,6 +2962,7 @@
     </w:p>
     <w:p>
       <w:pPr>
+        <w:keepNext w:val="false"/>
         <w:spacing w:after="120"/>
       </w:pPr>
       <w:r>
@@ -2251,10 +2996,10 @@
       </w:pPr>
       <w:r>
         <w:rPr>
-          <w:rFonts w:ascii="Consolas" w:cs="Consolas" w:eastAsia="Consolas" w:hAnsi="Consolas"/>
-          <w:color w:val="8B2500"/>
-          <w:sz w:val="22"/>
-          <w:szCs w:val="22"/>
+          <w:rFonts w:ascii="Consolas" w:hAnsi="Consolas" w:cs="Consolas"/>
+          <w:color w:val="E97132" w:themeColor="accent2"/>
+          <w:sz w:val="18"/>
+          <w:szCs w:val="18"/>
         </w:rPr>
         <w:t xml:space="preserve">Filtrage</w:t>
       </w:r>
@@ -2267,10 +3012,10 @@
       </w:r>
       <w:r>
         <w:rPr>
-          <w:rFonts w:ascii="Consolas" w:cs="Consolas" w:eastAsia="Consolas" w:hAnsi="Consolas"/>
-          <w:color w:val="8B2500"/>
-          <w:sz w:val="22"/>
-          <w:szCs w:val="22"/>
+          <w:rFonts w:ascii="Consolas" w:hAnsi="Consolas" w:cs="Consolas"/>
+          <w:color w:val="E97132" w:themeColor="accent2"/>
+          <w:sz w:val="18"/>
+          <w:szCs w:val="18"/>
         </w:rPr>
         <w:t xml:space="preserve">java.util.function.IntPredicate</w:t>
       </w:r>
@@ -2283,10 +3028,10 @@
       </w:r>
       <w:r>
         <w:rPr>
-          <w:rFonts w:ascii="Consolas" w:cs="Consolas" w:eastAsia="Consolas" w:hAnsi="Consolas"/>
-          <w:color w:val="8B2500"/>
-          <w:sz w:val="22"/>
-          <w:szCs w:val="22"/>
+          <w:rFonts w:ascii="Consolas" w:hAnsi="Consolas" w:cs="Consolas"/>
+          <w:color w:val="E97132" w:themeColor="accent2"/>
+          <w:sz w:val="18"/>
+          <w:szCs w:val="18"/>
         </w:rPr>
         <w:t xml:space="preserve">boolean test(int)</w:t>
       </w:r>
@@ -2299,10 +3044,10 @@
       </w:r>
       <w:r>
         <w:rPr>
-          <w:rFonts w:ascii="Consolas" w:cs="Consolas" w:eastAsia="Consolas" w:hAnsi="Consolas"/>
-          <w:color w:val="8B2500"/>
-          <w:sz w:val="22"/>
-          <w:szCs w:val="22"/>
+          <w:rFonts w:ascii="Consolas" w:hAnsi="Consolas" w:cs="Consolas"/>
+          <w:color w:val="E97132" w:themeColor="accent2"/>
+          <w:sz w:val="18"/>
+          <w:szCs w:val="18"/>
         </w:rPr>
         <w:t xml:space="preserve">selectionner</w:t>
       </w:r>
@@ -2336,10 +3081,10 @@
       </w:r>
       <w:r>
         <w:rPr>
-          <w:rFonts w:ascii="Consolas" w:cs="Consolas" w:eastAsia="Consolas" w:hAnsi="Consolas"/>
-          <w:color w:val="8B2500"/>
-          <w:sz w:val="22"/>
-          <w:szCs w:val="22"/>
+          <w:rFonts w:ascii="Consolas" w:hAnsi="Consolas" w:cs="Consolas"/>
+          <w:color w:val="E97132" w:themeColor="accent2"/>
+          <w:sz w:val="18"/>
+          <w:szCs w:val="18"/>
         </w:rPr>
         <w:t xml:space="preserve">java.util.function</w:t>
       </w:r>
@@ -2352,10 +3097,10 @@
       </w:r>
       <w:r>
         <w:rPr>
-          <w:rFonts w:ascii="Consolas" w:cs="Consolas" w:eastAsia="Consolas" w:hAnsi="Consolas"/>
-          <w:color w:val="8B2500"/>
-          <w:sz w:val="22"/>
-          <w:szCs w:val="22"/>
+          <w:rFonts w:ascii="Consolas" w:hAnsi="Consolas" w:cs="Consolas"/>
+          <w:color w:val="E97132" w:themeColor="accent2"/>
+          <w:sz w:val="18"/>
+          <w:szCs w:val="18"/>
         </w:rPr>
         <w:t xml:space="preserve">Predicate</w:t>
       </w:r>
@@ -2368,10 +3113,10 @@
       </w:r>
       <w:r>
         <w:rPr>
-          <w:rFonts w:ascii="Consolas" w:cs="Consolas" w:eastAsia="Consolas" w:hAnsi="Consolas"/>
-          <w:color w:val="8B2500"/>
-          <w:sz w:val="22"/>
-          <w:szCs w:val="22"/>
+          <w:rFonts w:ascii="Consolas" w:hAnsi="Consolas" w:cs="Consolas"/>
+          <w:color w:val="E97132" w:themeColor="accent2"/>
+          <w:sz w:val="18"/>
+          <w:szCs w:val="18"/>
         </w:rPr>
         <w:t xml:space="preserve">Function</w:t>
       </w:r>
@@ -2384,10 +3129,10 @@
       </w:r>
       <w:r>
         <w:rPr>
-          <w:rFonts w:ascii="Consolas" w:cs="Consolas" w:eastAsia="Consolas" w:hAnsi="Consolas"/>
-          <w:color w:val="8B2500"/>
-          <w:sz w:val="22"/>
-          <w:szCs w:val="22"/>
+          <w:rFonts w:ascii="Consolas" w:hAnsi="Consolas" w:cs="Consolas"/>
+          <w:color w:val="E97132" w:themeColor="accent2"/>
+          <w:sz w:val="18"/>
+          <w:szCs w:val="18"/>
         </w:rPr>
         <w:t xml:space="preserve">Supplier</w:t>
       </w:r>
@@ -2400,10 +3145,10 @@
       </w:r>
       <w:r>
         <w:rPr>
-          <w:rFonts w:ascii="Consolas" w:cs="Consolas" w:eastAsia="Consolas" w:hAnsi="Consolas"/>
-          <w:color w:val="8B2500"/>
-          <w:sz w:val="22"/>
-          <w:szCs w:val="22"/>
+          <w:rFonts w:ascii="Consolas" w:hAnsi="Consolas" w:cs="Consolas"/>
+          <w:color w:val="E97132" w:themeColor="accent2"/>
+          <w:sz w:val="18"/>
+          <w:szCs w:val="18"/>
         </w:rPr>
         <w:t xml:space="preserve">Consumer</w:t>
       </w:r>
@@ -2445,10 +3190,10 @@
       </w:r>
       <w:r>
         <w:rPr>
-          <w:rFonts w:ascii="Consolas" w:cs="Consolas" w:eastAsia="Consolas" w:hAnsi="Consolas"/>
-          <w:color w:val="8B2500"/>
-          <w:sz w:val="22"/>
-          <w:szCs w:val="22"/>
+          <w:rFonts w:ascii="Consolas" w:hAnsi="Consolas" w:cs="Consolas"/>
+          <w:color w:val="E97132" w:themeColor="accent2"/>
+          <w:sz w:val="18"/>
+          <w:szCs w:val="18"/>
         </w:rPr>
         <w:t xml:space="preserve">estPositif</w:t>
       </w:r>
@@ -2461,10 +3206,10 @@
       </w:r>
       <w:r>
         <w:rPr>
-          <w:rFonts w:ascii="Consolas" w:cs="Consolas" w:eastAsia="Consolas" w:hAnsi="Consolas"/>
-          <w:color w:val="8B2500"/>
-          <w:sz w:val="22"/>
-          <w:szCs w:val="22"/>
+          <w:rFonts w:ascii="Consolas" w:hAnsi="Consolas" w:cs="Consolas"/>
+          <w:color w:val="E97132" w:themeColor="accent2"/>
+          <w:sz w:val="18"/>
+          <w:szCs w:val="18"/>
         </w:rPr>
         <w:t xml:space="preserve">estNegatif</w:t>
       </w:r>
@@ -2477,10 +3222,10 @@
       </w:r>
       <w:r>
         <w:rPr>
-          <w:rFonts w:ascii="Consolas" w:cs="Consolas" w:eastAsia="Consolas" w:hAnsi="Consolas"/>
-          <w:color w:val="8B2500"/>
-          <w:sz w:val="22"/>
-          <w:szCs w:val="22"/>
+          <w:rFonts w:ascii="Consolas" w:hAnsi="Consolas" w:cs="Consolas"/>
+          <w:color w:val="E97132" w:themeColor="accent2"/>
+          <w:sz w:val="18"/>
+          <w:szCs w:val="18"/>
         </w:rPr>
         <w:t xml:space="preserve">estPair</w:t>
       </w:r>
@@ -2493,10 +3238,10 @@
       </w:r>
       <w:r>
         <w:rPr>
-          <w:rFonts w:ascii="Consolas" w:cs="Consolas" w:eastAsia="Consolas" w:hAnsi="Consolas"/>
-          <w:color w:val="8B2500"/>
-          <w:sz w:val="22"/>
-          <w:szCs w:val="22"/>
+          <w:rFonts w:ascii="Consolas" w:hAnsi="Consolas" w:cs="Consolas"/>
+          <w:color w:val="E97132" w:themeColor="accent2"/>
+          <w:sz w:val="18"/>
+          <w:szCs w:val="18"/>
         </w:rPr>
         <w:t xml:space="preserve">IntPredicate</w:t>
       </w:r>
@@ -2509,10 +3254,10 @@
       </w:r>
       <w:r>
         <w:rPr>
-          <w:rFonts w:ascii="Consolas" w:cs="Consolas" w:eastAsia="Consolas" w:hAnsi="Consolas"/>
-          <w:color w:val="8B2500"/>
-          <w:sz w:val="22"/>
-          <w:szCs w:val="22"/>
+          <w:rFonts w:ascii="Consolas" w:hAnsi="Consolas" w:cs="Consolas"/>
+          <w:color w:val="E97132" w:themeColor="accent2"/>
+          <w:sz w:val="18"/>
+          <w:szCs w:val="18"/>
         </w:rPr>
         <w:t xml:space="preserve">rapport</w:t>
       </w:r>
@@ -2549,15 +3294,17 @@
       </w:pPr>
       <w:r>
         <w:rPr>
-          <w:rFonts w:ascii="Consolas" w:cs="Consolas" w:eastAsia="Consolas" w:hAnsi="Consolas"/>
-          <w:sz w:val="19"/>
-          <w:szCs w:val="19"/>
+          <w:rFonts w:ascii="Consolas" w:hAnsi="Consolas" w:cs="Consolas"/>
+          <w:color w:val="E97132" w:themeColor="accent2"/>
+          <w:sz w:val="18"/>
+          <w:szCs w:val="18"/>
         </w:rPr>
         <w:t xml:space="preserve">Affichage::estPositif          au lieu de       e -&gt; e &gt; 0</w:t>
       </w:r>
     </w:p>
     <w:p>
       <w:pPr>
+        <w:keepNext w:val="false"/>
         <w:spacing w:after="120"/>
       </w:pPr>
       <w:r>
@@ -2577,9 +3324,10 @@
       </w:pPr>
       <w:r>
         <w:rPr>
-          <w:rFonts w:ascii="Consolas" w:cs="Consolas" w:eastAsia="Consolas" w:hAnsi="Consolas"/>
-          <w:sz w:val="19"/>
-          <w:szCs w:val="19"/>
+          <w:rFonts w:ascii="Consolas" w:hAnsi="Consolas" w:cs="Consolas"/>
+          <w:color w:val="E97132" w:themeColor="accent2"/>
+          <w:sz w:val="18"/>
+          <w:szCs w:val="18"/>
         </w:rPr>
         <w:t xml:space="preserve">Les positifs: 1 4 5 2</w:t>
       </w:r>
@@ -2593,9 +3341,10 @@
       </w:pPr>
       <w:r>
         <w:rPr>
-          <w:rFonts w:ascii="Consolas" w:cs="Consolas" w:eastAsia="Consolas" w:hAnsi="Consolas"/>
-          <w:sz w:val="19"/>
-          <w:szCs w:val="19"/>
+          <w:rFonts w:ascii="Consolas" w:hAnsi="Consolas" w:cs="Consolas"/>
+          <w:color w:val="E97132" w:themeColor="accent2"/>
+          <w:sz w:val="18"/>
+          <w:szCs w:val="18"/>
         </w:rPr>
         <w:t xml:space="preserve">Les negatifs: -9 -7 -3</w:t>
       </w:r>
@@ -2609,9 +3358,10 @@
       </w:pPr>
       <w:r>
         <w:rPr>
-          <w:rFonts w:ascii="Consolas" w:cs="Consolas" w:eastAsia="Consolas" w:hAnsi="Consolas"/>
-          <w:sz w:val="19"/>
-          <w:szCs w:val="19"/>
+          <w:rFonts w:ascii="Consolas" w:hAnsi="Consolas" w:cs="Consolas"/>
+          <w:color w:val="E97132" w:themeColor="accent2"/>
+          <w:sz w:val="18"/>
+          <w:szCs w:val="18"/>
         </w:rPr>
         <w:t xml:space="preserve">Les pairs: 4 2</w:t>
       </w:r>
@@ -2693,7 +3443,39 @@
                 <w:sz w:val="22"/>
                 <w:szCs w:val="22"/>
               </w:rPr>
-              <w:t xml:space="preserve">Le nom est aussi une explication. Comparez « e -&gt; e % 2 == 0 » et « estPair » dans une expression un peu longue. Voir CC-NOM.1.</w:t>
+              <w:t xml:space="preserve">Le nom est aussi une explication. Comparez « </w:t>
+            </w:r>
+            <w:r>
+              <w:rPr>
+                <w:rFonts w:ascii="Consolas" w:hAnsi="Consolas" w:cs="Consolas"/>
+                <w:color w:val="E97132" w:themeColor="accent2"/>
+                <w:sz w:val="18"/>
+                <w:szCs w:val="18"/>
+              </w:rPr>
+              <w:t xml:space="preserve">e -&gt; e % 2 == 0</w:t>
+            </w:r>
+            <w:r>
+              <w:rPr>
+                <w:sz w:val="22"/>
+                <w:szCs w:val="22"/>
+              </w:rPr>
+              <w:t xml:space="preserve"> » et « </w:t>
+            </w:r>
+            <w:r>
+              <w:rPr>
+                <w:rFonts w:ascii="Consolas" w:hAnsi="Consolas" w:cs="Consolas"/>
+                <w:color w:val="E97132" w:themeColor="accent2"/>
+                <w:sz w:val="18"/>
+                <w:szCs w:val="18"/>
+              </w:rPr>
+              <w:t xml:space="preserve">estPair</w:t>
+            </w:r>
+            <w:r>
+              <w:rPr>
+                <w:sz w:val="22"/>
+                <w:szCs w:val="22"/>
+              </w:rPr>
+              <w:t xml:space="preserve"> » dans une expression un peu longue. Voir CC-NOM.1.</w:t>
             </w:r>
           </w:p>
         </w:tc>
@@ -2713,7 +3495,7 @@
           <w:sz w:val="24"/>
           <w:szCs w:val="24"/>
         </w:rPr>
-        <w:t xml:space="preserve">Vérification</w:t>
+        <w:t xml:space="preserve">Comment vérifier votre code</w:t>
       </w:r>
     </w:p>
     <w:tbl>
@@ -2752,10 +3534,10 @@
             </w:pPr>
             <w:r>
               <w:rPr>
-                <w:rFonts w:ascii="Consolas" w:cs="Consolas" w:eastAsia="Consolas" w:hAnsi="Consolas"/>
-                <w:color w:val="8B2500"/>
-                <w:sz w:val="22"/>
-                <w:szCs w:val="22"/>
+                <w:rFonts w:ascii="Consolas" w:hAnsi="Consolas" w:cs="Consolas"/>
+                <w:color w:val="E97132" w:themeColor="accent2"/>
+                <w:sz w:val="18"/>
+                <w:szCs w:val="18"/>
               </w:rPr>
               <w:t xml:space="preserve">be.ephec.java.lam.e03.AffichageTest</w:t>
             </w:r>
@@ -2810,10 +3592,10 @@
       </w:r>
       <w:r>
         <w:rPr>
-          <w:rFonts w:ascii="Consolas" w:cs="Consolas" w:eastAsia="Consolas" w:hAnsi="Consolas"/>
-          <w:color w:val="8B2500"/>
-          <w:sz w:val="22"/>
-          <w:szCs w:val="22"/>
+          <w:rFonts w:ascii="Consolas" w:hAnsi="Consolas" w:cs="Consolas"/>
+          <w:color w:val="E97132" w:themeColor="accent2"/>
+          <w:sz w:val="18"/>
+          <w:szCs w:val="18"/>
         </w:rPr>
         <w:t xml:space="preserve">COL.5</w:t>
       </w:r>
@@ -2826,10 +3608,10 @@
       </w:r>
       <w:r>
         <w:rPr>
-          <w:rFonts w:ascii="Consolas" w:cs="Consolas" w:eastAsia="Consolas" w:hAnsi="Consolas"/>
-          <w:color w:val="8B2500"/>
-          <w:sz w:val="22"/>
-          <w:szCs w:val="22"/>
+          <w:rFonts w:ascii="Consolas" w:hAnsi="Consolas" w:cs="Consolas"/>
+          <w:color w:val="E97132" w:themeColor="accent2"/>
+          <w:sz w:val="18"/>
+          <w:szCs w:val="18"/>
         </w:rPr>
         <w:t xml:space="preserve">EstPair</w:t>
       </w:r>
@@ -2859,10 +3641,10 @@
       </w:r>
       <w:r>
         <w:rPr>
-          <w:rFonts w:ascii="Consolas" w:cs="Consolas" w:eastAsia="Consolas" w:hAnsi="Consolas"/>
-          <w:color w:val="8B2500"/>
-          <w:sz w:val="22"/>
-          <w:szCs w:val="22"/>
+          <w:rFonts w:ascii="Consolas" w:hAnsi="Consolas" w:cs="Consolas"/>
+          <w:color w:val="E97132" w:themeColor="accent2"/>
+          <w:sz w:val="18"/>
+          <w:szCs w:val="18"/>
         </w:rPr>
         <w:t xml:space="preserve">monObjet::maMethode</w:t>
       </w:r>
@@ -2875,10 +3657,10 @@
       </w:r>
       <w:r>
         <w:rPr>
-          <w:rFonts w:ascii="Consolas" w:cs="Consolas" w:eastAsia="Consolas" w:hAnsi="Consolas"/>
-          <w:color w:val="8B2500"/>
-          <w:sz w:val="22"/>
-          <w:szCs w:val="22"/>
+          <w:rFonts w:ascii="Consolas" w:hAnsi="Consolas" w:cs="Consolas"/>
+          <w:color w:val="E97132" w:themeColor="accent2"/>
+          <w:sz w:val="18"/>
+          <w:szCs w:val="18"/>
         </w:rPr>
         <w:t xml:space="preserve">Etudiant::new</w:t>
       </w:r>
@@ -2925,10 +3707,10 @@
       </w:r>
       <w:r>
         <w:rPr>
-          <w:rFonts w:ascii="Consolas" w:cs="Consolas" w:eastAsia="Consolas" w:hAnsi="Consolas"/>
-          <w:color w:val="8B2500"/>
-          <w:sz w:val="22"/>
-          <w:szCs w:val="22"/>
+          <w:rFonts w:ascii="Consolas" w:hAnsi="Consolas" w:cs="Consolas"/>
+          <w:color w:val="E97132" w:themeColor="accent2"/>
+          <w:sz w:val="18"/>
+          <w:szCs w:val="18"/>
         </w:rPr>
         <w:t xml:space="preserve">CC-MET.3</w:t>
       </w:r>
@@ -2941,7 +3723,7 @@
       </w:r>
     </w:p>
     <w:sectPr>
-      <w:footerReference w:type="default" r:id="rId8"/>
+      <w:footerReference w:type="default" r:id="rId9"/>
       <w:pgSz w:w="11906" w:h="16838" w:orient="portrait"/>
       <w:pgMar w:top="1440" w:right="1440" w:bottom="1440" w:left="1440" w:header="708" w:footer="708" w:gutter="0"/>
       <w:pgNumType w:start="1"/>
@@ -3044,7 +3826,7 @@
       <w:fldChar w:fldCharType="separate"/>
     </w:r>
     <w:r>
-      <w:t>4</w:t>
+      <w:t>5</w:t>
     </w:r>
     <w:r>
       <w:fldChar w:fldCharType="end"/>
@@ -3206,7 +3988,13 @@
 <file path=word/styles.xml><?xml version="1.0" encoding="utf-8"?>
 <w:styles xmlns:mc="http://schemas.openxmlformats.org/markup-compatibility/2006" xmlns:r="http://schemas.openxmlformats.org/officeDocument/2006/relationships" xmlns:w="http://schemas.openxmlformats.org/wordprocessingml/2006/main" xmlns:w14="http://schemas.microsoft.com/office/word/2010/wordml" xmlns:w15="http://schemas.microsoft.com/office/word/2012/wordml" mc:Ignorable="w14 w15">
   <w:docDefaults>
-    <w:rPrDefault/>
+    <w:rPrDefault>
+      <w:rPr>
+        <w:rFonts w:ascii="Cormorant Garamond" w:hAnsi="Cormorant Garamond" w:eastAsia="Cormorant Garamond" w:cs="Cormorant Garamond"/>
+        <w:sz w:val="22"/>
+        <w:szCs w:val="22"/>
+      </w:rPr>
+    </w:rPrDefault>
     <w:pPrDefault/>
   </w:docDefaults>
   <w:style w:type="paragraph" w:styleId="Title">
@@ -3215,6 +4003,7 @@
     <w:next w:val="Normal"/>
     <w:qFormat/>
     <w:rPr>
+      <w:rFonts w:ascii="Cormorant Garamond" w:hAnsi="Cormorant Garamond" w:eastAsia="Cormorant Garamond" w:cs="Cormorant Garamond"/>
       <w:sz w:val="56"/>
       <w:szCs w:val="56"/>
     </w:rPr>
@@ -3225,6 +4014,7 @@
     <w:next w:val="Normal"/>
     <w:qFormat/>
     <w:rPr>
+      <w:rFonts w:ascii="Cormorant Garamond" w:hAnsi="Cormorant Garamond" w:eastAsia="Cormorant Garamond" w:cs="Cormorant Garamond"/>
       <w:color w:val="2E74B5"/>
       <w:sz w:val="32"/>
       <w:szCs w:val="32"/>
@@ -3236,6 +4026,7 @@
     <w:next w:val="Normal"/>
     <w:qFormat/>
     <w:rPr>
+      <w:rFonts w:ascii="Cormorant Garamond" w:hAnsi="Cormorant Garamond" w:eastAsia="Cormorant Garamond" w:cs="Cormorant Garamond"/>
       <w:color w:val="2E74B5"/>
       <w:sz w:val="26"/>
       <w:szCs w:val="26"/>
@@ -3247,6 +4038,7 @@
     <w:next w:val="Normal"/>
     <w:qFormat/>
     <w:rPr>
+      <w:rFonts w:ascii="Cormorant Garamond" w:hAnsi="Cormorant Garamond" w:eastAsia="Cormorant Garamond" w:cs="Cormorant Garamond"/>
       <w:color w:val="1F4D78"/>
       <w:sz w:val="24"/>
       <w:szCs w:val="24"/>
@@ -3258,6 +4050,7 @@
     <w:next w:val="Normal"/>
     <w:qFormat/>
     <w:rPr>
+      <w:rFonts w:ascii="Cormorant Garamond" w:hAnsi="Cormorant Garamond" w:eastAsia="Cormorant Garamond" w:cs="Cormorant Garamond"/>
       <w:i/>
       <w:iCs/>
       <w:color w:val="2E74B5"/>
@@ -3269,6 +4062,7 @@
     <w:next w:val="Normal"/>
     <w:qFormat/>
     <w:rPr>
+      <w:rFonts w:ascii="Cormorant Garamond" w:hAnsi="Cormorant Garamond" w:eastAsia="Cormorant Garamond" w:cs="Cormorant Garamond"/>
       <w:color w:val="2E74B5"/>
     </w:rPr>
   </w:style>
@@ -3278,6 +4072,7 @@
     <w:next w:val="Normal"/>
     <w:qFormat/>
     <w:rPr>
+      <w:rFonts w:ascii="Cormorant Garamond" w:hAnsi="Cormorant Garamond" w:eastAsia="Cormorant Garamond" w:cs="Cormorant Garamond"/>
       <w:color w:val="1F4D78"/>
     </w:rPr>
   </w:style>

--- a/enonces/LAM_enonces.docx
+++ b/enonces/LAM_enonces.docx
@@ -4,7 +4,9 @@
   <w:body>
     <w:p>
       <w:pPr>
-        <w:spacing w:after="0"/>
+        <w:tabs>
+          <w:tab w:val="right" w:pos="9026"/>
+        </w:tabs>
       </w:pPr>
       <w:r>
         <w:drawing>
@@ -46,95 +48,112 @@
           </wp:inline>
         </w:drawing>
       </w:r>
-    </w:p>
-    <w:p>
-      <w:pPr>
-        <w:spacing w:after="120" w:before="700"/>
-        <w:jc w:val="center"/>
-      </w:pPr>
-      <w:r>
-        <w:rPr>
-          <w:color w:val="595959"/>
-          <w:sz w:val="26"/>
-          <w:szCs w:val="26"/>
-        </w:rPr>
-        <w:t xml:space="preserve">Programmation orientée objet — Java</w:t>
-      </w:r>
-    </w:p>
-    <w:p>
-      <w:pPr>
-        <w:spacing w:after="100"/>
-        <w:jc w:val="center"/>
-      </w:pPr>
-      <w:r>
-        <w:rPr>
+      <w:r>
+        <w:rPr>
+          <w:rFonts w:ascii="Calibri" w:cs="Calibri" w:eastAsia="Calibri" w:hAnsi="Calibri"/>
+          <w:sz w:val="36"/>
+          <w:szCs w:val="36"/>
+        </w:rPr>
+        <w:tab/>
+      </w:r>
+      <w:r>
+        <w:rPr>
+          <w:rFonts w:ascii="Calibri" w:cs="Calibri" w:eastAsia="Calibri" w:hAnsi="Calibri"/>
+          <w:color w:val="000000"/>
+          <w:sz w:val="36"/>
+          <w:szCs w:val="36"/>
+        </w:rPr>
+        <w:t xml:space="preserve">Année académique </w:t>
+      </w:r>
+      <w:r>
+        <w:rPr>
+          <w:rFonts w:ascii="Calibri" w:cs="Calibri" w:eastAsia="Calibri" w:hAnsi="Calibri"/>
           <w:b/>
           <w:bCs/>
-          <w:color w:val="1F4E79"/>
-          <w:sz w:val="52"/>
-          <w:szCs w:val="52"/>
-        </w:rPr>
-        <w:t xml:space="preserve">Thème LAM</w:t>
-      </w:r>
-    </w:p>
-    <w:p>
-      <w:pPr>
-        <w:spacing w:after="200"/>
+          <w:color w:val="000000"/>
+          <w:sz w:val="36"/>
+          <w:szCs w:val="36"/>
+        </w:rPr>
+        <w:t xml:space="preserve">2026-2027</w:t>
+      </w:r>
+    </w:p>
+    <w:p>
+      <w:pPr>
+        <w:spacing w:after="120" w:before="3900"/>
         <w:jc w:val="center"/>
       </w:pPr>
       <w:r>
         <w:rPr>
+          <w:rFonts w:ascii="Calibri" w:cs="Calibri" w:eastAsia="Calibri" w:hAnsi="Calibri"/>
+          <w:color w:val="000000"/>
+          <w:sz w:val="36"/>
+          <w:szCs w:val="36"/>
+        </w:rPr>
+        <w:t xml:space="preserve">Programmation orientée objet — Java</w:t>
+      </w:r>
+    </w:p>
+    <w:p>
+      <w:pPr>
+        <w:spacing w:after="100" w:before="0"/>
+        <w:jc w:val="center"/>
+      </w:pPr>
+      <w:r>
+        <w:rPr>
+          <w:rFonts w:ascii="Calibri" w:cs="Calibri" w:eastAsia="Calibri" w:hAnsi="Calibri"/>
           <w:b/>
           <w:bCs/>
-          <w:color w:val="1F4E79"/>
-          <w:sz w:val="32"/>
-          <w:szCs w:val="32"/>
+          <w:color w:val="000000"/>
+          <w:sz w:val="72"/>
+          <w:szCs w:val="72"/>
+        </w:rPr>
+        <w:t xml:space="preserve">Module LAM</w:t>
+      </w:r>
+    </w:p>
+    <w:p>
+      <w:pPr>
+        <w:spacing w:after="200" w:before="0"/>
+        <w:jc w:val="center"/>
+      </w:pPr>
+      <w:r>
+        <w:rPr>
+          <w:rFonts w:ascii="Calibri" w:cs="Calibri" w:eastAsia="Calibri" w:hAnsi="Calibri"/>
+          <w:b/>
+          <w:bCs/>
+          <w:color w:val="000000"/>
+          <w:sz w:val="40"/>
+          <w:szCs w:val="40"/>
         </w:rPr>
         <w:t xml:space="preserve">Lambdas et références de méthodes</w:t>
       </w:r>
     </w:p>
     <w:p>
       <w:pPr>
-        <w:spacing w:after="800"/>
+        <w:spacing w:after="800" w:before="0"/>
         <w:jc w:val="center"/>
       </w:pPr>
       <w:r>
         <w:rPr>
-          <w:color w:val="595959"/>
-          <w:sz w:val="26"/>
-          <w:szCs w:val="26"/>
+          <w:rFonts w:ascii="Calibri" w:cs="Calibri" w:eastAsia="Calibri" w:hAnsi="Calibri"/>
+          <w:color w:val="000000"/>
+          <w:sz w:val="36"/>
+          <w:szCs w:val="36"/>
         </w:rPr>
         <w:t xml:space="preserve">Passer un comportement comme on passe une valeur</w:t>
       </w:r>
     </w:p>
     <w:p>
       <w:pPr>
-        <w:keepNext w:val="false"/>
-        <w:spacing w:after="120"/>
+        <w:spacing w:after="120" w:before="5450"/>
         <w:jc w:val="center"/>
       </w:pPr>
       <w:r>
         <w:rPr>
-          <w:color w:val="595959"/>
-          <w:sz w:val="22"/>
-          <w:szCs w:val="22"/>
+          <w:rFonts w:ascii="Calibri" w:cs="Calibri" w:eastAsia="Calibri" w:hAnsi="Calibri"/>
+          <w:color w:val="000000"/>
+          <w:sz w:val="36"/>
+          <w:szCs w:val="36"/>
         </w:rPr>
         <w:t xml:space="preserve">EPHEC — Bachelier en informatique, niveau 2</w:t>
-      </w:r>
-    </w:p>
-    <w:p>
-      <w:pPr>
-        <w:keepNext w:val="false"/>
-        <w:spacing w:after="120"/>
-        <w:jc w:val="center"/>
-      </w:pPr>
-      <w:r>
-        <w:rPr>
-          <w:color w:val="595959"/>
-          <w:sz w:val="22"/>
-          <w:szCs w:val="22"/>
-        </w:rPr>
-        <w:t xml:space="preserve">Année académique 2026-2027</w:t>
       </w:r>
     </w:p>
     <w:p>
@@ -3826,7 +3845,7 @@
       <w:fldChar w:fldCharType="separate"/>
     </w:r>
     <w:r>
-      <w:t>5</w:t>
+      <w:t>6</w:t>
     </w:r>
     <w:r>
       <w:fldChar w:fldCharType="end"/>

--- a/enonces/LAM_enonces.docx
+++ b/enonces/LAM_enonces.docx
@@ -2530,7 +2530,7 @@
           <w:sz w:val="22"/>
           <w:szCs w:val="22"/>
         </w:rPr>
-        <w:t xml:space="preserve">, qui rend les éléments retenus séparés par une espace.</w:t>
+        <w:t xml:space="preserve">, qui retourne les éléments retenus séparés par une espace.</w:t>
       </w:r>
     </w:p>
     <w:p>

--- a/enonces/LAM_enonces.docx
+++ b/enonces/LAM_enonces.docx
@@ -2364,6 +2364,7 @@
           <w:color w:val="E97132" w:themeColor="accent2"/>
           <w:sz w:val="18"/>
           <w:szCs w:val="18"/>
+          <w:u w:val="none"/>
         </w:rPr>
         <w:t xml:space="preserve">CC-MET.1</w:t>
       </w:r>
@@ -2900,6 +2901,7 @@
           <w:color w:val="E97132" w:themeColor="accent2"/>
           <w:sz w:val="18"/>
           <w:szCs w:val="18"/>
+          <w:u w:val="none"/>
         </w:rPr>
         <w:t xml:space="preserve">CC-MET.7</w:t>
       </w:r>
@@ -3494,7 +3496,23 @@
                 <w:sz w:val="22"/>
                 <w:szCs w:val="22"/>
               </w:rPr>
-              <w:t xml:space="preserve"> » dans une expression un peu longue. Voir CC-NOM.1.</w:t>
+              <w:t xml:space="preserve"> » dans une expression un peu longue. Voir </w:t>
+            </w:r>
+            <w:r>
+              <w:rPr>
+                <w:rFonts w:ascii="Consolas" w:hAnsi="Consolas" w:cs="Consolas"/>
+                <w:color w:val="E97132" w:themeColor="accent2"/>
+                <w:sz w:val="18"/>
+                <w:szCs w:val="18"/>
+              </w:rPr>
+              <w:t xml:space="preserve">CC-NOM.1</w:t>
+            </w:r>
+            <w:r>
+              <w:rPr>
+                <w:sz w:val="22"/>
+                <w:szCs w:val="22"/>
+              </w:rPr>
+              <w:t xml:space="preserve">.</w:t>
             </w:r>
           </w:p>
         </w:tc>
@@ -3730,6 +3748,7 @@
           <w:color w:val="E97132" w:themeColor="accent2"/>
           <w:sz w:val="18"/>
           <w:szCs w:val="18"/>
+          <w:u w:val="none"/>
         </w:rPr>
         <w:t xml:space="preserve">CC-MET.3</w:t>
       </w:r>

--- a/enonces/LAM_enonces.docx
+++ b/enonces/LAM_enonces.docx
@@ -1036,8 +1036,8 @@
             <w:hyperlink w:history="1" w:anchor="ex-LAM-1">
               <w:r>
                 <w:rPr>
-                  <w:rFonts w:ascii="Consolas" w:cs="Consolas" w:eastAsia="Consolas" w:hAnsi="Consolas"/>
-                  <w:color w:val="2B6CB0"/>
+                  <w:rFonts w:ascii="Consolas" w:hAnsi="Consolas" w:cs="Consolas"/>
+                  <w:color w:val="0563C1"/>
                   <w:sz w:val="18"/>
                   <w:szCs w:val="18"/>
                   <w:u w:val="single"/>
@@ -1117,8 +1117,8 @@
             <w:hyperlink w:history="1" w:anchor="ex-LAM-2">
               <w:r>
                 <w:rPr>
-                  <w:rFonts w:ascii="Consolas" w:cs="Consolas" w:eastAsia="Consolas" w:hAnsi="Consolas"/>
-                  <w:color w:val="2B6CB0"/>
+                  <w:rFonts w:ascii="Consolas" w:hAnsi="Consolas" w:cs="Consolas"/>
+                  <w:color w:val="0563C1"/>
                   <w:sz w:val="18"/>
                   <w:szCs w:val="18"/>
                   <w:u w:val="single"/>
@@ -1198,8 +1198,8 @@
             <w:hyperlink w:history="1" w:anchor="ex-LAM-3">
               <w:r>
                 <w:rPr>
-                  <w:rFonts w:ascii="Consolas" w:cs="Consolas" w:eastAsia="Consolas" w:hAnsi="Consolas"/>
-                  <w:color w:val="2B6CB0"/>
+                  <w:rFonts w:ascii="Consolas" w:hAnsi="Consolas" w:cs="Consolas"/>
+                  <w:color w:val="0563C1"/>
                   <w:sz w:val="18"/>
                   <w:szCs w:val="18"/>
                   <w:u w:val="single"/>
@@ -3504,6 +3504,7 @@
                 <w:color w:val="E97132" w:themeColor="accent2"/>
                 <w:sz w:val="18"/>
                 <w:szCs w:val="18"/>
+                <w:u w:val="none"/>
               </w:rPr>
               <w:t xml:space="preserve">CC-NOM.1</w:t>
             </w:r>
